--- a/notes/Week2.docx
+++ b/notes/Week2.docx
@@ -4,6 +4,7 @@
   <w:body>
     <w:p>
       <w:pPr>
+        <w:pStyle w:val="Title"/>
         <w:jc w:val="center"/>
         <w:rPr>
           <w:lang w:val="vi-VN"/>
@@ -14,6 +15,98 @@
           <w:lang w:val="vi-VN"/>
         </w:rPr>
         <w:t>Week 2</w:t>
+      </w:r>
+    </w:p>
+    <w:p>
+      <w:pPr>
+        <w:pStyle w:val="Heading1"/>
+        <w:numPr>
+          <w:ilvl w:val="0"/>
+          <w:numId w:val="4"/>
+        </w:numPr>
+        <w:rPr>
+          <w:lang w:val="vi-VN"/>
+        </w:rPr>
+      </w:pPr>
+      <w:r>
+        <w:rPr>
+          <w:lang w:val="vi-VN"/>
+        </w:rPr>
+        <w:t>Headline accuracy</w:t>
+      </w:r>
+    </w:p>
+    <w:p>
+      <w:pPr>
+        <w:pStyle w:val="Heading2"/>
+        <w:numPr>
+          <w:ilvl w:val="0"/>
+          <w:numId w:val="9"/>
+        </w:numPr>
+        <w:rPr>
+          <w:lang w:val="en-US"/>
+        </w:rPr>
+      </w:pPr>
+      <w:r>
+        <w:rPr>
+          <w:lang w:val="en-US"/>
+        </w:rPr>
+        <w:t xml:space="preserve">Generate </w:t>
+      </w:r>
+      <w:r>
+        <w:rPr>
+          <w:lang w:val="en-US"/>
+        </w:rPr>
+        <w:t xml:space="preserve">a </w:t>
+      </w:r>
+      <w:r>
+        <w:rPr>
+          <w:lang w:val="en-US"/>
+        </w:rPr>
+        <w:t>causal graph</w:t>
+      </w:r>
+      <w:r>
+        <w:rPr>
+          <w:lang w:val="vi-VN"/>
+        </w:rPr>
+        <w:tab/>
+      </w:r>
+    </w:p>
+    <w:p>
+      <w:pPr>
+        <w:ind w:firstLine="360"/>
+        <w:rPr>
+          <w:lang w:val="en-US"/>
+        </w:rPr>
+      </w:pPr>
+      <w:r>
+        <w:rPr>
+          <w:b/>
+          <w:bCs/>
+          <w:lang w:val="en-US"/>
+        </w:rPr>
+        <w:t>P</w:t>
+      </w:r>
+      <w:r>
+        <w:rPr>
+          <w:b/>
+          <w:bCs/>
+          <w:lang w:val="en-US"/>
+        </w:rPr>
+        <w:t xml:space="preserve">airwise causal </w:t>
+      </w:r>
+      <w:r>
+        <w:rPr>
+          <w:b/>
+          <w:bCs/>
+          <w:lang w:val="en-US"/>
+        </w:rPr>
+        <w:t>task</w:t>
+      </w:r>
+      <w:r>
+        <w:rPr>
+          <w:lang w:val="en-US"/>
+        </w:rPr>
+        <w:t>: inferring causal direction among variable pairs</w:t>
       </w:r>
     </w:p>
     <w:p>
@@ -21,116 +114,17 @@
         <w:pStyle w:val="ListParagraph"/>
         <w:numPr>
           <w:ilvl w:val="0"/>
-          <w:numId w:val="1"/>
+          <w:numId w:val="13"/>
         </w:numPr>
         <w:rPr>
-          <w:lang w:val="vi-VN"/>
-        </w:rPr>
-      </w:pPr>
-      <w:r>
-        <w:rPr>
-          <w:lang w:val="vi-VN"/>
-        </w:rPr>
-        <w:t>Headline accuracy</w:t>
-      </w:r>
-    </w:p>
-    <w:p>
-      <w:pPr>
-        <w:rPr>
-          <w:lang w:val="en-US"/>
-        </w:rPr>
-      </w:pPr>
-      <w:r>
-        <w:rPr>
-          <w:lang w:val="en-US"/>
-        </w:rPr>
-        <w:t xml:space="preserve">a) Generate </w:t>
-      </w:r>
-      <w:r>
-        <w:rPr>
-          <w:lang w:val="en-US"/>
-        </w:rPr>
-        <w:t xml:space="preserve">a </w:t>
-      </w:r>
-      <w:r>
-        <w:rPr>
-          <w:lang w:val="en-US"/>
-        </w:rPr>
-        <w:t>causal graph</w:t>
-      </w:r>
-    </w:p>
-    <w:p>
-      <w:pPr>
-        <w:rPr>
-          <w:lang w:val="en-US"/>
-        </w:rPr>
-      </w:pPr>
-      <w:r>
-        <w:rPr>
-          <w:lang w:val="en-US"/>
-        </w:rPr>
-        <w:t xml:space="preserve">- </w:t>
-      </w:r>
-      <w:r>
-        <w:rPr>
-          <w:b/>
-          <w:bCs/>
-          <w:lang w:val="en-US"/>
-        </w:rPr>
-        <w:t>P</w:t>
-      </w:r>
-      <w:r>
-        <w:rPr>
-          <w:b/>
-          <w:bCs/>
-          <w:lang w:val="en-US"/>
-        </w:rPr>
-        <w:t xml:space="preserve">airwise causal </w:t>
-      </w:r>
-      <w:r>
-        <w:rPr>
-          <w:b/>
-          <w:bCs/>
-          <w:lang w:val="en-US"/>
-        </w:rPr>
-        <w:t>task</w:t>
-      </w:r>
-      <w:r>
-        <w:rPr>
-          <w:lang w:val="en-US"/>
-        </w:rPr>
-        <w:t>: inferring causal direction among variable pairs</w:t>
-      </w:r>
-    </w:p>
-    <w:p>
-      <w:pPr>
-        <w:rPr>
-          <w:lang w:val="en-US"/>
-        </w:rPr>
-      </w:pPr>
-      <w:r>
-        <w:rPr>
-          <w:lang w:val="en-US"/>
-        </w:rPr>
-        <w:t xml:space="preserve">+ </w:t>
-      </w:r>
-      <w:r>
-        <w:rPr>
-          <w:lang w:val="en-US"/>
-        </w:rPr>
-        <w:t xml:space="preserve"> </w:t>
-      </w:r>
-      <w:r>
-        <w:rPr>
-          <w:lang w:val="en-US"/>
-        </w:rPr>
-        <w:t>Tübingen cause-effect pairs dataset</w:t>
-      </w:r>
-      <w:r>
-        <w:rPr>
-          <w:lang w:val="en-US"/>
-        </w:rPr>
-        <w:t xml:space="preserve">: </w:t>
+          <w:lang w:val="en-US"/>
+        </w:rPr>
+      </w:pPr>
+      <w:r>
+        <w:rPr>
+          <w:lang w:val="en-US"/>
+        </w:rPr>
+        <w:t xml:space="preserve">Tübingen cause-effect pairs dataset: </w:t>
       </w:r>
       <w:r>
         <w:rPr>
@@ -183,916 +177,42 @@
           <w:bCs/>
           <w:lang w:val="en-US"/>
         </w:rPr>
+        <w:t xml:space="preserve">﻿83% </w:t>
+      </w:r>
+      <w:r>
+        <w:rPr>
+          <w:lang w:val="en-US"/>
+        </w:rPr>
+        <w:t xml:space="preserve">Mosaic (Wu &amp; </w:t>
+      </w:r>
+      <w:proofErr w:type="spellStart"/>
+      <w:r>
+        <w:rPr>
+          <w:lang w:val="en-US"/>
+        </w:rPr>
+        <w:t>Fukumizu</w:t>
+      </w:r>
+      <w:proofErr w:type="spellEnd"/>
+      <w:r>
+        <w:rPr>
+          <w:lang w:val="en-US"/>
+        </w:rPr>
+        <w:t>, 2020)</w:t>
+      </w:r>
+      <w:r>
+        <w:rPr>
+          <w:rFonts w:ascii="Calibri" w:hAnsi="Calibri" w:cs="Calibri"/>
+          <w:lang w:val="en-US"/>
+        </w:rPr>
         <w:t>﻿</w:t>
       </w:r>
-      <w:r>
-        <w:rPr>
-          <w:rFonts w:ascii="Calibri" w:hAnsi="Calibri" w:cs="Calibri"/>
-          <w:b/>
-          <w:bCs/>
-          <w:lang w:val="en-US"/>
-        </w:rPr>
-        <w:t xml:space="preserve">83% </w:t>
-      </w:r>
-      <w:r>
-        <w:rPr>
-          <w:lang w:val="en-US"/>
-        </w:rPr>
-        <w:t xml:space="preserve">Mosaic (Wu &amp; </w:t>
-      </w:r>
-      <w:proofErr w:type="spellStart"/>
-      <w:r>
-        <w:rPr>
-          <w:lang w:val="en-US"/>
-        </w:rPr>
-        <w:t>Fukumizu</w:t>
-      </w:r>
-      <w:proofErr w:type="spellEnd"/>
-      <w:r>
-        <w:rPr>
-          <w:lang w:val="en-US"/>
-        </w:rPr>
-        <w:t>, 2020)</w:t>
-      </w:r>
-      <w:r>
-        <w:rPr>
-          <w:rFonts w:ascii="Calibri" w:hAnsi="Calibri" w:cs="Calibri"/>
-          <w:lang w:val="en-US"/>
-        </w:rPr>
-        <w:t>﻿</w:t>
-      </w:r>
-    </w:p>
-    <w:p>
-      <w:pPr>
-        <w:rPr>
-          <w:lang w:val="en-US"/>
-        </w:rPr>
-      </w:pPr>
-      <w:r>
-        <w:rPr>
-          <w:rFonts w:ascii="Calibri" w:hAnsi="Calibri" w:cs="Calibri"/>
-          <w:lang w:val="vi-VN"/>
-        </w:rPr>
-        <w:t>﻿</w:t>
-      </w:r>
-      <w:r>
-        <w:rPr>
-          <w:rFonts w:ascii="Calibri" w:hAnsi="Calibri" w:cs="Calibri"/>
-          <w:lang w:val="en-US"/>
-        </w:rPr>
-        <w:t xml:space="preserve">+ </w:t>
-      </w:r>
-      <w:r>
-        <w:rPr>
-          <w:lang w:val="vi-VN"/>
-        </w:rPr>
-        <w:t>Neuropathic pain dataset</w:t>
-      </w:r>
-      <w:r>
-        <w:rPr>
-          <w:lang w:val="en-US"/>
-        </w:rPr>
-        <w:t xml:space="preserve">: </w:t>
-      </w:r>
-      <w:r>
-        <w:rPr>
-          <w:rFonts w:ascii="Calibri" w:hAnsi="Calibri" w:cs="Calibri"/>
-          <w:lang w:val="en-US"/>
-        </w:rPr>
-        <w:t>gpt-4 96.2%</w:t>
-      </w:r>
-    </w:p>
-    <w:p>
-      <w:pPr>
-        <w:rPr>
-          <w:lang w:val="en-US"/>
-        </w:rPr>
-      </w:pPr>
-      <w:r>
-        <w:rPr>
-          <w:lang w:val="en-US"/>
-        </w:rPr>
-        <w:t>- Full graph generation</w:t>
-      </w:r>
-      <w:r>
-        <w:rPr>
-          <w:lang w:val="en-US"/>
-        </w:rPr>
-        <w:t>:</w:t>
-      </w:r>
-    </w:p>
-    <w:p>
-      <w:pPr>
-        <w:rPr>
-          <w:lang w:val="en-US"/>
-        </w:rPr>
-      </w:pPr>
-      <w:r>
-        <w:rPr>
-          <w:lang w:val="en-US"/>
-        </w:rPr>
-        <w:t xml:space="preserve">+ </w:t>
-      </w:r>
-      <w:r>
-        <w:rPr>
-          <w:rFonts w:ascii="Calibri" w:hAnsi="Calibri" w:cs="Calibri"/>
-          <w:lang w:val="en-US"/>
-        </w:rPr>
-        <w:t>﻿</w:t>
-      </w:r>
-      <w:r>
-        <w:rPr>
-          <w:lang w:val="en-US"/>
-        </w:rPr>
-        <w:t>Neuropathic pain dataset</w:t>
-      </w:r>
-      <w:r>
-        <w:rPr>
-          <w:lang w:val="en-US"/>
-        </w:rPr>
-        <w:t>: gpt-3.5-turbo ~ precision:0.66, recall:</w:t>
-      </w:r>
-      <w:r>
-        <w:rPr>
-          <w:b/>
-          <w:bCs/>
-          <w:lang w:val="en-US"/>
-        </w:rPr>
-        <w:t>0.71</w:t>
-      </w:r>
-      <w:r>
-        <w:rPr>
-          <w:lang w:val="en-US"/>
-        </w:rPr>
-        <w:t>, f1:</w:t>
-      </w:r>
-      <w:r>
-        <w:rPr>
-          <w:b/>
-          <w:bCs/>
-          <w:lang w:val="en-US"/>
-        </w:rPr>
-        <w:t>0.</w:t>
-      </w:r>
-      <w:proofErr w:type="gramStart"/>
-      <w:r>
-        <w:rPr>
-          <w:b/>
-          <w:bCs/>
-          <w:lang w:val="en-US"/>
-        </w:rPr>
-        <w:t>68</w:t>
-      </w:r>
-      <w:r>
-        <w:rPr>
-          <w:lang w:val="en-US"/>
-        </w:rPr>
-        <w:t xml:space="preserve"> ;</w:t>
-      </w:r>
-      <w:proofErr w:type="gramEnd"/>
-      <w:r>
-        <w:rPr>
-          <w:lang w:val="en-US"/>
-        </w:rPr>
-        <w:t xml:space="preserve">  gpt-4 precision:</w:t>
-      </w:r>
-      <w:r>
-        <w:rPr>
-          <w:b/>
-          <w:bCs/>
-          <w:lang w:val="en-US"/>
-        </w:rPr>
-        <w:t>0.74</w:t>
-      </w:r>
-      <w:r>
-        <w:rPr>
-          <w:lang w:val="en-US"/>
-        </w:rPr>
-        <w:t>, recall:0.58, f1:0.65</w:t>
-      </w:r>
-    </w:p>
-    <w:p>
-      <w:pPr>
-        <w:rPr>
-          <w:b/>
-          <w:bCs/>
-          <w:lang w:val="en-US"/>
-        </w:rPr>
-      </w:pPr>
-      <w:r>
-        <w:rPr>
-          <w:lang w:val="en-US"/>
-        </w:rPr>
-        <w:t xml:space="preserve">+ </w:t>
-      </w:r>
-      <w:r>
-        <w:rPr>
-          <w:rFonts w:ascii="Calibri" w:hAnsi="Calibri" w:cs="Calibri"/>
-          <w:lang w:val="en-US"/>
-        </w:rPr>
-        <w:t>﻿</w:t>
-      </w:r>
-      <w:r>
-        <w:rPr>
-          <w:lang w:val="en-US"/>
-        </w:rPr>
-        <w:t xml:space="preserve"> </w:t>
-      </w:r>
-      <w:r>
-        <w:rPr>
-          <w:lang w:val="en-US"/>
-        </w:rPr>
-        <w:t>Neuropathic pain dataset</w:t>
-      </w:r>
-      <w:r>
-        <w:rPr>
-          <w:lang w:val="en-US"/>
-        </w:rPr>
-        <w:t xml:space="preserve"> - </w:t>
-      </w:r>
-      <w:r>
-        <w:rPr>
-          <w:lang w:val="en-US"/>
-        </w:rPr>
-        <w:t>Using a novel medical dataset</w:t>
-      </w:r>
-      <w:r>
-        <w:rPr>
-          <w:lang w:val="en-US"/>
-        </w:rPr>
-        <w:t xml:space="preserve"> (avoid </w:t>
-      </w:r>
-      <w:proofErr w:type="spellStart"/>
-      <w:r>
-        <w:rPr>
-          <w:lang w:val="en-US"/>
-        </w:rPr>
-        <w:t>memori</w:t>
-      </w:r>
-      <w:r>
-        <w:rPr>
-          <w:lang w:val="en-US"/>
-        </w:rPr>
-        <w:t>s</w:t>
-      </w:r>
-      <w:r>
-        <w:rPr>
-          <w:lang w:val="en-US"/>
-        </w:rPr>
-        <w:t>ation</w:t>
-      </w:r>
-      <w:proofErr w:type="spellEnd"/>
-      <w:r>
-        <w:rPr>
-          <w:lang w:val="en-US"/>
-        </w:rPr>
-        <w:t xml:space="preserve"> of LLM): F1 score is </w:t>
-      </w:r>
-      <w:r>
-        <w:rPr>
-          <w:b/>
-          <w:bCs/>
-          <w:lang w:val="en-US"/>
-        </w:rPr>
-        <w:t>0.73</w:t>
-      </w:r>
-      <w:r>
-        <w:rPr>
-          <w:b/>
-          <w:bCs/>
-          <w:lang w:val="en-US"/>
-        </w:rPr>
-        <w:t>, which</w:t>
-      </w:r>
-      <w:r>
-        <w:rPr>
-          <w:lang w:val="en-US"/>
-        </w:rPr>
-        <w:t xml:space="preserve"> is </w:t>
-      </w:r>
-      <w:r>
-        <w:rPr>
-          <w:lang w:val="en-US"/>
-        </w:rPr>
-        <w:t>a</w:t>
-      </w:r>
-      <w:r>
-        <w:rPr>
-          <w:lang w:val="en-US"/>
-        </w:rPr>
-        <w:t xml:space="preserve"> good result compar</w:t>
-      </w:r>
-      <w:r>
-        <w:rPr>
-          <w:lang w:val="en-US"/>
-        </w:rPr>
-        <w:t>ed</w:t>
-      </w:r>
-      <w:r>
-        <w:rPr>
-          <w:lang w:val="en-US"/>
-        </w:rPr>
-        <w:t xml:space="preserve"> </w:t>
-      </w:r>
-      <w:r>
-        <w:rPr>
-          <w:lang w:val="en-US"/>
-        </w:rPr>
-        <w:t>to the</w:t>
-      </w:r>
-      <w:r>
-        <w:rPr>
-          <w:lang w:val="en-US"/>
-        </w:rPr>
-        <w:t xml:space="preserve"> best report</w:t>
-      </w:r>
-      <w:r>
-        <w:rPr>
-          <w:lang w:val="en-US"/>
-        </w:rPr>
-        <w:t>ed</w:t>
-      </w:r>
-      <w:r>
-        <w:rPr>
-          <w:lang w:val="en-US"/>
-        </w:rPr>
-        <w:t xml:space="preserve"> F1 </w:t>
-      </w:r>
-      <w:r>
-        <w:rPr>
-          <w:lang w:val="en-US"/>
-        </w:rPr>
-        <w:t xml:space="preserve">score of </w:t>
-      </w:r>
-      <w:r>
-        <w:rPr>
-          <w:b/>
-          <w:bCs/>
-          <w:lang w:val="en-US"/>
-        </w:rPr>
-        <w:t>0.68</w:t>
-      </w:r>
-    </w:p>
-    <w:p>
-      <w:pPr>
-        <w:rPr>
-          <w:lang w:val="en-US"/>
-        </w:rPr>
-      </w:pPr>
-      <w:r>
-        <w:rPr>
-          <w:b/>
-          <w:bCs/>
-          <w:lang w:val="en-US"/>
-        </w:rPr>
-        <w:t xml:space="preserve">+ </w:t>
-      </w:r>
-      <w:r>
-        <w:rPr>
-          <w:rFonts w:ascii="Calibri" w:hAnsi="Calibri" w:cs="Calibri"/>
-          <w:b/>
-          <w:bCs/>
-          <w:lang w:val="en-US"/>
-        </w:rPr>
-        <w:t>﻿</w:t>
-      </w:r>
-      <w:r>
-        <w:rPr>
-          <w:lang w:val="en-US"/>
-        </w:rPr>
-        <w:t>Arctic sea ice dataset</w:t>
-      </w:r>
-      <w:r>
-        <w:rPr>
-          <w:lang w:val="en-US"/>
-        </w:rPr>
-        <w:t xml:space="preserve">: </w:t>
-      </w:r>
-      <w:proofErr w:type="spellStart"/>
-      <w:r>
-        <w:rPr>
-          <w:lang w:val="en-US"/>
-        </w:rPr>
-        <w:t>Normali</w:t>
-      </w:r>
-      <w:r>
-        <w:rPr>
-          <w:lang w:val="en-US"/>
-        </w:rPr>
-        <w:t>s</w:t>
-      </w:r>
-      <w:r>
-        <w:rPr>
-          <w:lang w:val="en-US"/>
-        </w:rPr>
-        <w:t>ed</w:t>
-      </w:r>
-      <w:proofErr w:type="spellEnd"/>
-      <w:r>
-        <w:rPr>
-          <w:lang w:val="en-US"/>
-        </w:rPr>
-        <w:t xml:space="preserve"> Hamming Distance (NHD) for gpt-4 </w:t>
-      </w:r>
-      <w:r>
-        <w:rPr>
-          <w:b/>
-          <w:bCs/>
-          <w:lang w:val="en-US"/>
-        </w:rPr>
-        <w:t>0.22</w:t>
-      </w:r>
-      <w:r>
-        <w:rPr>
-          <w:lang w:val="en-US"/>
-        </w:rPr>
-        <w:t xml:space="preserve"> is </w:t>
-      </w:r>
-      <w:r>
-        <w:rPr>
-          <w:lang w:val="en-US"/>
-        </w:rPr>
-        <w:t xml:space="preserve">the </w:t>
-      </w:r>
-      <w:r>
-        <w:rPr>
-          <w:lang w:val="en-US"/>
-        </w:rPr>
-        <w:t>lowest value</w:t>
-      </w:r>
-    </w:p>
-    <w:p>
-      <w:pPr>
-        <w:rPr>
-          <w:lang w:val="en-US"/>
-        </w:rPr>
-      </w:pPr>
-      <w:r>
-        <w:rPr>
-          <w:b/>
-          <w:bCs/>
-          <w:lang w:val="en-US"/>
-        </w:rPr>
-        <w:t xml:space="preserve">+ </w:t>
-      </w:r>
-      <w:r>
-        <w:rPr>
-          <w:rFonts w:ascii="Calibri" w:hAnsi="Calibri" w:cs="Calibri"/>
-          <w:b/>
-          <w:bCs/>
-          <w:lang w:val="en-US"/>
-        </w:rPr>
-        <w:t>﻿</w:t>
-      </w:r>
-      <w:r>
-        <w:rPr>
-          <w:b/>
-          <w:bCs/>
-          <w:lang w:val="en-US"/>
-        </w:rPr>
-        <w:t xml:space="preserve"> </w:t>
-      </w:r>
-      <w:r>
-        <w:rPr>
-          <w:lang w:val="en-US"/>
-        </w:rPr>
-        <w:t>Arctic sea ice</w:t>
-      </w:r>
-      <w:r>
-        <w:rPr>
-          <w:lang w:val="en-US"/>
-        </w:rPr>
-        <w:t xml:space="preserve"> </w:t>
-      </w:r>
-      <w:r>
-        <w:rPr>
-          <w:lang w:val="en-US"/>
-        </w:rPr>
-        <w:t>on a novel dataset</w:t>
-      </w:r>
-      <w:r>
-        <w:rPr>
-          <w:lang w:val="en-US"/>
-        </w:rPr>
-        <w:t xml:space="preserve">: </w:t>
-      </w:r>
-      <w:r>
-        <w:rPr>
-          <w:rFonts w:ascii="Calibri" w:hAnsi="Calibri" w:cs="Calibri"/>
-          <w:lang w:val="en-US"/>
-        </w:rPr>
-        <w:t>﻿</w:t>
-      </w:r>
-      <w:r>
-        <w:rPr>
-          <w:lang w:val="en-US"/>
-        </w:rPr>
-        <w:t>gpt-4 obtains the lowest NHD (</w:t>
-      </w:r>
-      <w:r>
-        <w:rPr>
-          <w:b/>
-          <w:bCs/>
-          <w:lang w:val="en-US"/>
-        </w:rPr>
-        <w:t>0.14</w:t>
-      </w:r>
-      <w:r>
-        <w:rPr>
-          <w:lang w:val="en-US"/>
-        </w:rPr>
-        <w:t>) compared to existing database</w:t>
-      </w:r>
-      <w:r>
-        <w:rPr>
-          <w:lang w:val="en-US"/>
-        </w:rPr>
-        <w:t xml:space="preserve"> </w:t>
-      </w:r>
-      <w:r>
-        <w:rPr>
-          <w:lang w:val="en-US"/>
-        </w:rPr>
-        <w:t>methods such as NOTEARS (0.22) and DAG-GNN (0.37)</w:t>
-      </w:r>
-    </w:p>
-    <w:p>
-      <w:pPr>
-        <w:rPr>
-          <w:b/>
-          <w:bCs/>
-          <w:lang w:val="vi-VN"/>
-        </w:rPr>
-      </w:pPr>
-      <w:r>
-        <w:rPr>
-          <w:b/>
-          <w:bCs/>
-          <w:lang w:val="en-US"/>
-        </w:rPr>
-        <w:t xml:space="preserve">b) </w:t>
-      </w:r>
-      <w:r>
-        <w:rPr>
-          <w:b/>
-          <w:bCs/>
-          <w:lang w:val="vi-VN"/>
-        </w:rPr>
-        <w:t xml:space="preserve">Token causality – CRASS (Counterfactual Reasoning </w:t>
-      </w:r>
-      <w:proofErr w:type="gramStart"/>
-      <w:r>
-        <w:rPr>
-          <w:b/>
-          <w:bCs/>
-          <w:lang w:val="vi-VN"/>
-        </w:rPr>
-        <w:t>Assessment)  for</w:t>
-      </w:r>
-      <w:proofErr w:type="gramEnd"/>
-      <w:r>
-        <w:rPr>
-          <w:b/>
-          <w:bCs/>
-          <w:lang w:val="vi-VN"/>
-        </w:rPr>
-        <w:t xml:space="preserve"> evaluating the ability of LLMs to answer counterfactual conditional questions</w:t>
-      </w:r>
-    </w:p>
-    <w:p>
-      <w:pPr>
-        <w:rPr>
-          <w:lang w:val="vi-VN"/>
-        </w:rPr>
-      </w:pPr>
-      <w:r>
-        <w:rPr>
-          <w:lang w:val="vi-VN"/>
-        </w:rPr>
-        <w:t xml:space="preserve">Gpt-4 : </w:t>
-      </w:r>
-      <w:r>
-        <w:rPr>
-          <w:b/>
-          <w:bCs/>
-          <w:lang w:val="vi-VN"/>
-        </w:rPr>
-        <w:t>92.44%</w:t>
-      </w:r>
-      <w:r>
-        <w:rPr>
-          <w:lang w:val="vi-VN"/>
-        </w:rPr>
-        <w:t xml:space="preserve"> compared to T0pp </w:t>
-      </w:r>
-      <w:r>
-        <w:rPr>
-          <w:rFonts w:ascii="Calibri" w:hAnsi="Calibri" w:cs="Calibri"/>
-          <w:lang w:val="vi-VN"/>
-        </w:rPr>
-        <w:t>﻿</w:t>
-      </w:r>
-      <w:r>
-        <w:rPr>
-          <w:lang w:val="vi-VN"/>
-        </w:rPr>
-        <w:t>(Sanh et al., 2021)</w:t>
-      </w:r>
-      <w:r>
-        <w:rPr>
-          <w:lang w:val="vi-VN"/>
-        </w:rPr>
-        <w:t xml:space="preserve"> 72.63%, and human annotators: 98.18%</w:t>
-      </w:r>
-    </w:p>
-    <w:p>
-      <w:pPr>
-        <w:rPr>
-          <w:b/>
-          <w:bCs/>
-          <w:lang w:val="en-US"/>
-        </w:rPr>
-      </w:pPr>
-      <w:r>
-        <w:rPr>
-          <w:lang w:val="en-US"/>
-        </w:rPr>
-        <w:t>c)</w:t>
-      </w:r>
-      <w:r>
-        <w:rPr>
-          <w:lang w:val="vi-VN"/>
-        </w:rPr>
-        <w:t xml:space="preserve"> </w:t>
-      </w:r>
-      <w:proofErr w:type="gramStart"/>
-      <w:r>
-        <w:rPr>
-          <w:b/>
-          <w:bCs/>
-          <w:lang w:val="vi-VN"/>
-        </w:rPr>
-        <w:t>Inferring  token</w:t>
-      </w:r>
-      <w:proofErr w:type="gramEnd"/>
-      <w:r>
-        <w:rPr>
-          <w:b/>
-          <w:bCs/>
-          <w:lang w:val="vi-VN"/>
-        </w:rPr>
-        <w:t xml:space="preserve"> causality </w:t>
-      </w:r>
-      <w:r>
-        <w:rPr>
-          <w:b/>
-          <w:bCs/>
-          <w:lang w:val="vi-VN"/>
-        </w:rPr>
-        <w:t>–</w:t>
-      </w:r>
-      <w:r>
-        <w:rPr>
-          <w:b/>
-          <w:bCs/>
-          <w:lang w:val="vi-VN"/>
-        </w:rPr>
-        <w:t xml:space="preserve"> </w:t>
-      </w:r>
-      <w:r>
-        <w:rPr>
-          <w:b/>
-          <w:bCs/>
-          <w:lang w:val="en-US"/>
-        </w:rPr>
-        <w:t xml:space="preserve">necessary and sufficient causes </w:t>
-      </w:r>
-    </w:p>
-    <w:p>
-      <w:pPr>
-        <w:rPr>
-          <w:lang w:val="en-US"/>
-        </w:rPr>
-      </w:pPr>
-      <w:r>
-        <w:rPr>
-          <w:lang w:val="en-US"/>
-        </w:rPr>
-        <w:t xml:space="preserve">+ </w:t>
-      </w:r>
-      <w:r>
-        <w:rPr>
-          <w:lang w:val="en-US"/>
-        </w:rPr>
-        <w:t>O</w:t>
-      </w:r>
-      <w:r>
-        <w:rPr>
-          <w:lang w:val="en-US"/>
-        </w:rPr>
-        <w:t>n 15 standard vignettes</w:t>
-      </w:r>
-      <w:r>
-        <w:rPr>
-          <w:lang w:val="en-US"/>
-        </w:rPr>
-        <w:t xml:space="preserve"> dataset:</w:t>
-      </w:r>
-      <w:r>
-        <w:rPr>
-          <w:lang w:val="en-US"/>
-        </w:rPr>
-        <w:t xml:space="preserve"> gpt-4 necessary = sufficient = </w:t>
-      </w:r>
-      <w:r>
-        <w:rPr>
-          <w:b/>
-          <w:bCs/>
-          <w:lang w:val="en-US"/>
-        </w:rPr>
-        <w:t>86.6</w:t>
-      </w:r>
-      <w:r>
-        <w:rPr>
-          <w:lang w:val="en-US"/>
-        </w:rPr>
-        <w:t>%</w:t>
-      </w:r>
-    </w:p>
-    <w:p>
-      <w:pPr>
-        <w:rPr>
-          <w:lang w:val="en-US"/>
-        </w:rPr>
-      </w:pPr>
-      <w:r>
-        <w:rPr>
-          <w:lang w:val="en-US"/>
-        </w:rPr>
-        <w:t xml:space="preserve">+ </w:t>
-      </w:r>
-      <w:r>
-        <w:rPr>
-          <w:lang w:val="en-US"/>
-        </w:rPr>
-        <w:t>O</w:t>
-      </w:r>
-      <w:r>
-        <w:rPr>
-          <w:lang w:val="en-US"/>
-        </w:rPr>
-        <w:t>n a novel “lab-vignettes”</w:t>
-      </w:r>
-      <w:r>
-        <w:rPr>
-          <w:lang w:val="en-US"/>
-        </w:rPr>
-        <w:t xml:space="preserve"> dataset</w:t>
-      </w:r>
-      <w:r>
-        <w:rPr>
-          <w:lang w:val="en-US"/>
-        </w:rPr>
-        <w:t xml:space="preserve"> which avoid</w:t>
-      </w:r>
-      <w:r>
-        <w:rPr>
-          <w:lang w:val="en-US"/>
-        </w:rPr>
-        <w:t>s</w:t>
-      </w:r>
-      <w:r>
-        <w:rPr>
-          <w:lang w:val="en-US"/>
-        </w:rPr>
-        <w:t xml:space="preserve"> </w:t>
-      </w:r>
-      <w:proofErr w:type="spellStart"/>
-      <w:r>
-        <w:rPr>
-          <w:lang w:val="en-US"/>
-        </w:rPr>
-        <w:t>memorisation</w:t>
-      </w:r>
-      <w:proofErr w:type="spellEnd"/>
-      <w:r>
-        <w:rPr>
-          <w:lang w:val="en-US"/>
-        </w:rPr>
-        <w:t xml:space="preserve">: </w:t>
-      </w:r>
-      <w:r>
-        <w:rPr>
-          <w:lang w:val="en-US"/>
-        </w:rPr>
-        <w:t>GPT-4 is</w:t>
-      </w:r>
-      <w:r>
-        <w:rPr>
-          <w:lang w:val="en-US"/>
-        </w:rPr>
-        <w:t xml:space="preserve"> necessary </w:t>
-      </w:r>
-      <w:r>
-        <w:rPr>
-          <w:b/>
-          <w:bCs/>
-          <w:lang w:val="en-US"/>
-        </w:rPr>
-        <w:t>92.8</w:t>
-      </w:r>
-      <w:r>
-        <w:rPr>
-          <w:lang w:val="en-US"/>
-        </w:rPr>
-        <w:t xml:space="preserve">%, sufficient </w:t>
-      </w:r>
-      <w:r>
-        <w:rPr>
-          <w:b/>
-          <w:bCs/>
-          <w:lang w:val="en-US"/>
-        </w:rPr>
-        <w:t>78.5</w:t>
-      </w:r>
-      <w:r>
-        <w:rPr>
-          <w:lang w:val="en-US"/>
-        </w:rPr>
-        <w:t>%</w:t>
-      </w:r>
-    </w:p>
-    <w:p>
-      <w:pPr>
-        <w:rPr>
-          <w:b/>
-          <w:bCs/>
-          <w:lang w:val="en-US"/>
-        </w:rPr>
-      </w:pPr>
-      <w:r>
-        <w:rPr>
-          <w:lang w:val="en-US"/>
-        </w:rPr>
-        <w:t>d)</w:t>
-      </w:r>
-      <w:r>
-        <w:rPr>
-          <w:lang w:val="en-US"/>
-        </w:rPr>
-        <w:t xml:space="preserve"> </w:t>
-      </w:r>
-      <w:r>
-        <w:rPr>
-          <w:b/>
-          <w:bCs/>
-          <w:lang w:val="en-US"/>
-        </w:rPr>
-        <w:t>Evaluate LLM</w:t>
-      </w:r>
-      <w:r>
-        <w:rPr>
-          <w:b/>
-          <w:bCs/>
-          <w:lang w:val="en-US"/>
-        </w:rPr>
-        <w:t>’</w:t>
-      </w:r>
-      <w:r>
-        <w:rPr>
-          <w:b/>
-          <w:bCs/>
-          <w:lang w:val="en-US"/>
-        </w:rPr>
-        <w:t>s ability to infer normality</w:t>
-      </w:r>
-    </w:p>
-    <w:p>
-      <w:pPr>
-        <w:rPr>
-          <w:lang w:val="en-US"/>
-        </w:rPr>
-      </w:pPr>
-      <w:r>
-        <w:rPr>
-          <w:lang w:val="en-US"/>
-        </w:rPr>
-        <w:t>+ 71.1% on gpt-4 and 69.2% on gpt-3.5-turbo</w:t>
-      </w:r>
-    </w:p>
-    <w:p>
-      <w:pPr>
-        <w:rPr>
-          <w:lang w:val="en-US"/>
-        </w:rPr>
-      </w:pPr>
     </w:p>
     <w:p>
       <w:pPr>
         <w:pStyle w:val="ListParagraph"/>
         <w:numPr>
           <w:ilvl w:val="0"/>
-          <w:numId w:val="1"/>
+          <w:numId w:val="13"/>
         </w:numPr>
         <w:rPr>
           <w:lang w:val="en-US"/>
@@ -1100,53 +220,63 @@
       </w:pPr>
       <w:r>
         <w:rPr>
-          <w:lang w:val="vi-VN"/>
-        </w:rPr>
-        <w:t>Caveat</w:t>
-      </w:r>
-      <w:r>
-        <w:rPr>
+          <w:rFonts w:ascii="Calibri" w:hAnsi="Calibri" w:cs="Calibri"/>
+          <w:lang w:val="vi-VN"/>
+        </w:rPr>
+        <w:t>﻿</w:t>
+      </w:r>
+      <w:r>
+        <w:rPr>
+          <w:lang w:val="vi-VN"/>
+        </w:rPr>
+        <w:t>Neuropathic pain dataset</w:t>
+      </w:r>
+      <w:r>
+        <w:rPr>
+          <w:lang w:val="en-US"/>
+        </w:rPr>
+        <w:t xml:space="preserve">: </w:t>
+      </w:r>
+      <w:r>
+        <w:rPr>
+          <w:rFonts w:ascii="Calibri" w:hAnsi="Calibri" w:cs="Calibri"/>
+          <w:lang w:val="en-US"/>
+        </w:rPr>
+        <w:t>gpt-4 96.2%</w:t>
+      </w:r>
+    </w:p>
+    <w:p>
+      <w:pPr>
+        <w:pStyle w:val="ListParagraph"/>
+        <w:rPr>
+          <w:lang w:val="en-US"/>
+        </w:rPr>
+      </w:pPr>
+    </w:p>
+    <w:p>
+      <w:pPr>
+        <w:ind w:firstLine="360"/>
+        <w:rPr>
+          <w:b/>
+          <w:bCs/>
+          <w:lang w:val="en-US"/>
+        </w:rPr>
+      </w:pPr>
+      <w:r>
+        <w:rPr>
+          <w:b/>
+          <w:bCs/>
+          <w:lang w:val="en-US"/>
+        </w:rPr>
+        <w:t>Full graph generation</w:t>
+      </w:r>
+      <w:r>
+        <w:rPr>
+          <w:b/>
+          <w:bCs/>
           <w:lang w:val="en-US"/>
         </w:rPr>
         <w:t>:</w:t>
-      </w:r>
-      <w:r>
-        <w:rPr>
-          <w:lang w:val="vi-VN"/>
-        </w:rPr>
-        <w:t xml:space="preserve"> the author</w:t>
-      </w:r>
-      <w:r>
-        <w:rPr>
-          <w:lang w:val="en-US"/>
-        </w:rPr>
-        <w:t xml:space="preserve">s give about the </w:t>
-      </w:r>
-      <w:proofErr w:type="spellStart"/>
-      <w:r>
-        <w:rPr>
-          <w:lang w:val="en-US"/>
-        </w:rPr>
-        <w:t>memori</w:t>
-      </w:r>
-      <w:r>
-        <w:rPr>
-          <w:lang w:val="en-US"/>
-        </w:rPr>
-        <w:t>s</w:t>
-      </w:r>
-      <w:r>
-        <w:rPr>
-          <w:lang w:val="en-US"/>
-        </w:rPr>
-        <w:t>ation</w:t>
-      </w:r>
-      <w:proofErr w:type="spellEnd"/>
-      <w:r>
-        <w:rPr>
-          <w:lang w:val="en-US"/>
-        </w:rPr>
-        <w:t xml:space="preserve"> and failure modes</w:t>
       </w:r>
     </w:p>
     <w:p>
@@ -1154,122 +284,75 @@
         <w:pStyle w:val="ListParagraph"/>
         <w:numPr>
           <w:ilvl w:val="0"/>
-          <w:numId w:val="3"/>
+          <w:numId w:val="14"/>
         </w:numPr>
+        <w:rPr>
+          <w:lang w:val="en-US"/>
+        </w:rPr>
+      </w:pPr>
+      <w:r>
+        <w:rPr>
+          <w:lang w:val="en-US"/>
+        </w:rPr>
+        <w:t>Neuropathic pain dataset: gpt-3.5-turbo ~ precision:0.66, recall:</w:t>
+      </w:r>
+      <w:r>
         <w:rPr>
           <w:b/>
           <w:bCs/>
-          <w:lang w:val="vi-VN"/>
-        </w:rPr>
-      </w:pPr>
+          <w:lang w:val="en-US"/>
+        </w:rPr>
+        <w:t>0.71</w:t>
+      </w:r>
+      <w:r>
+        <w:rPr>
+          <w:lang w:val="en-US"/>
+        </w:rPr>
+        <w:t>, f1:</w:t>
+      </w:r>
       <w:r>
         <w:rPr>
           <w:b/>
           <w:bCs/>
-          <w:lang w:val="vi-VN"/>
-        </w:rPr>
-        <w:t>Memorisation</w:t>
-      </w:r>
-    </w:p>
-    <w:p>
-      <w:pPr>
-        <w:rPr>
-          <w:lang w:val="vi-VN"/>
-        </w:rPr>
-      </w:pPr>
-      <w:r>
-        <w:rPr>
-          <w:lang w:val="vi-VN"/>
-        </w:rPr>
-        <w:lastRenderedPageBreak/>
-        <w:t xml:space="preserve">Even though </w:t>
-      </w:r>
-      <w:r>
-        <w:rPr>
-          <w:kern w:val="0"/>
-          <w:lang w:val="vi-VN"/>
-          <w14:ligatures w14:val="none"/>
-        </w:rPr>
-        <w:t>LLMs get high scores on benchmarks, there is doubt about whether the data may be known during the LLM's training process, so there are  also tests to avoid memorisation, such as data generated after the LLM's release date or scenario changes</w:t>
-      </w:r>
-      <w:r>
-        <w:rPr>
-          <w:lang w:val="vi-VN"/>
-        </w:rPr>
-        <w:t xml:space="preserve"> like lab-vignettes.</w:t>
-      </w:r>
-    </w:p>
-    <w:p>
-      <w:pPr>
+          <w:lang w:val="en-US"/>
+        </w:rPr>
+        <w:t>0.</w:t>
+      </w:r>
+      <w:proofErr w:type="gramStart"/>
+      <w:r>
         <w:rPr>
           <w:b/>
           <w:bCs/>
-          <w:lang w:val="vi-VN"/>
-        </w:rPr>
-      </w:pPr>
+          <w:lang w:val="en-US"/>
+        </w:rPr>
+        <w:t>68</w:t>
+      </w:r>
+      <w:r>
+        <w:rPr>
+          <w:lang w:val="en-US"/>
+        </w:rPr>
+        <w:t xml:space="preserve"> ;</w:t>
+      </w:r>
+      <w:proofErr w:type="gramEnd"/>
+      <w:r>
+        <w:rPr>
+          <w:lang w:val="en-US"/>
+        </w:rPr>
+        <w:t xml:space="preserve">  gpt-4 precision:</w:t>
+      </w:r>
       <w:r>
         <w:rPr>
           <w:b/>
           <w:bCs/>
-          <w:lang w:val="vi-VN"/>
-        </w:rPr>
-        <w:t>Result: Still get the high score</w:t>
-      </w:r>
-      <w:r>
-        <w:rPr>
-          <w:b/>
-          <w:bCs/>
-          <w:lang w:val="vi-VN"/>
-        </w:rPr>
-        <w:t xml:space="preserve"> for the novel dataset</w:t>
-      </w:r>
-      <w:r>
-        <w:rPr>
-          <w:b/>
-          <w:bCs/>
-          <w:lang w:val="vi-VN"/>
-        </w:rPr>
-        <w:t>, even though LLM can memori</w:t>
-      </w:r>
-      <w:r>
-        <w:rPr>
-          <w:b/>
-          <w:bCs/>
-          <w:lang w:val="vi-VN"/>
-        </w:rPr>
-        <w:t>s</w:t>
-      </w:r>
-      <w:r>
-        <w:rPr>
-          <w:b/>
-          <w:bCs/>
-          <w:lang w:val="vi-VN"/>
-        </w:rPr>
-        <w:t>e the data in the training process</w:t>
-      </w:r>
-      <w:r>
-        <w:rPr>
-          <w:b/>
-          <w:bCs/>
-          <w:lang w:val="vi-VN"/>
-        </w:rPr>
-        <w:t xml:space="preserve"> </w:t>
-      </w:r>
-      <w:r>
-        <w:rPr>
-          <w:b/>
-          <w:bCs/>
-          <w:lang w:val="vi-VN"/>
-        </w:rPr>
-        <w:sym w:font="Wingdings" w:char="F0E0"/>
-      </w:r>
-      <w:r>
-        <w:rPr>
-          <w:b/>
-          <w:bCs/>
-          <w:lang w:val="vi-VN"/>
-        </w:rPr>
-        <w:t xml:space="preserve"> result is still high score</w:t>
+          <w:lang w:val="en-US"/>
+        </w:rPr>
+        <w:t>0.74</w:t>
+      </w:r>
+      <w:r>
+        <w:rPr>
+          <w:lang w:val="en-US"/>
+        </w:rPr>
+        <w:t>, recall:0.58, f1:0.65</w:t>
       </w:r>
     </w:p>
     <w:p>
@@ -1277,21 +360,745 @@
         <w:pStyle w:val="ListParagraph"/>
         <w:numPr>
           <w:ilvl w:val="0"/>
-          <w:numId w:val="3"/>
+          <w:numId w:val="14"/>
         </w:numPr>
         <w:rPr>
-          <w:lang w:val="vi-VN"/>
-        </w:rPr>
-      </w:pPr>
-      <w:r>
-        <w:rPr>
-          <w:lang w:val="vi-VN"/>
-        </w:rPr>
-        <w:t>Failure modes</w:t>
+          <w:b/>
+          <w:bCs/>
+          <w:lang w:val="en-US"/>
+        </w:rPr>
+      </w:pPr>
+      <w:r>
+        <w:rPr>
+          <w:lang w:val="en-US"/>
+        </w:rPr>
+        <w:t xml:space="preserve">Neuropathic pain dataset - Using a novel medical dataset (avoid </w:t>
+      </w:r>
+      <w:proofErr w:type="spellStart"/>
+      <w:r>
+        <w:rPr>
+          <w:lang w:val="en-US"/>
+        </w:rPr>
+        <w:t>memori</w:t>
+      </w:r>
+      <w:r>
+        <w:rPr>
+          <w:lang w:val="en-US"/>
+        </w:rPr>
+        <w:t>s</w:t>
+      </w:r>
+      <w:r>
+        <w:rPr>
+          <w:lang w:val="en-US"/>
+        </w:rPr>
+        <w:t>ation</w:t>
+      </w:r>
+      <w:proofErr w:type="spellEnd"/>
+      <w:r>
+        <w:rPr>
+          <w:lang w:val="en-US"/>
+        </w:rPr>
+        <w:t xml:space="preserve"> of LLM): F1 score is </w:t>
+      </w:r>
+      <w:r>
+        <w:rPr>
+          <w:b/>
+          <w:bCs/>
+          <w:lang w:val="en-US"/>
+        </w:rPr>
+        <w:t>0.73</w:t>
+      </w:r>
+      <w:r>
+        <w:rPr>
+          <w:b/>
+          <w:bCs/>
+          <w:lang w:val="en-US"/>
+        </w:rPr>
+        <w:t>, which</w:t>
+      </w:r>
+      <w:r>
+        <w:rPr>
+          <w:lang w:val="en-US"/>
+        </w:rPr>
+        <w:t xml:space="preserve"> is </w:t>
+      </w:r>
+      <w:r>
+        <w:rPr>
+          <w:lang w:val="en-US"/>
+        </w:rPr>
+        <w:t>a</w:t>
+      </w:r>
+      <w:r>
+        <w:rPr>
+          <w:lang w:val="en-US"/>
+        </w:rPr>
+        <w:t xml:space="preserve"> good result compar</w:t>
+      </w:r>
+      <w:r>
+        <w:rPr>
+          <w:lang w:val="en-US"/>
+        </w:rPr>
+        <w:t>ed</w:t>
+      </w:r>
+      <w:r>
+        <w:rPr>
+          <w:lang w:val="en-US"/>
+        </w:rPr>
+        <w:t xml:space="preserve"> </w:t>
+      </w:r>
+      <w:r>
+        <w:rPr>
+          <w:lang w:val="en-US"/>
+        </w:rPr>
+        <w:t>to the</w:t>
+      </w:r>
+      <w:r>
+        <w:rPr>
+          <w:lang w:val="en-US"/>
+        </w:rPr>
+        <w:t xml:space="preserve"> best report</w:t>
+      </w:r>
+      <w:r>
+        <w:rPr>
+          <w:lang w:val="en-US"/>
+        </w:rPr>
+        <w:t>ed</w:t>
+      </w:r>
+      <w:r>
+        <w:rPr>
+          <w:lang w:val="en-US"/>
+        </w:rPr>
+        <w:t xml:space="preserve"> F1 </w:t>
+      </w:r>
+      <w:r>
+        <w:rPr>
+          <w:lang w:val="en-US"/>
+        </w:rPr>
+        <w:t xml:space="preserve">score of </w:t>
+      </w:r>
+      <w:r>
+        <w:rPr>
+          <w:b/>
+          <w:bCs/>
+          <w:lang w:val="en-US"/>
+        </w:rPr>
+        <w:t>0.68</w:t>
       </w:r>
     </w:p>
     <w:p>
       <w:pPr>
+        <w:pStyle w:val="ListParagraph"/>
+        <w:numPr>
+          <w:ilvl w:val="0"/>
+          <w:numId w:val="14"/>
+        </w:numPr>
+        <w:rPr>
+          <w:lang w:val="en-US"/>
+        </w:rPr>
+      </w:pPr>
+      <w:r>
+        <w:rPr>
+          <w:lang w:val="en-US"/>
+        </w:rPr>
+        <w:t xml:space="preserve">Arctic sea ice dataset: </w:t>
+      </w:r>
+      <w:proofErr w:type="spellStart"/>
+      <w:r>
+        <w:rPr>
+          <w:lang w:val="en-US"/>
+        </w:rPr>
+        <w:t>Normali</w:t>
+      </w:r>
+      <w:r>
+        <w:rPr>
+          <w:lang w:val="en-US"/>
+        </w:rPr>
+        <w:t>s</w:t>
+      </w:r>
+      <w:r>
+        <w:rPr>
+          <w:lang w:val="en-US"/>
+        </w:rPr>
+        <w:t>ed</w:t>
+      </w:r>
+      <w:proofErr w:type="spellEnd"/>
+      <w:r>
+        <w:rPr>
+          <w:lang w:val="en-US"/>
+        </w:rPr>
+        <w:t xml:space="preserve"> Hamming Distance (NHD) for gpt-4 </w:t>
+      </w:r>
+      <w:r>
+        <w:rPr>
+          <w:b/>
+          <w:bCs/>
+          <w:lang w:val="en-US"/>
+        </w:rPr>
+        <w:t>0.22</w:t>
+      </w:r>
+      <w:r>
+        <w:rPr>
+          <w:lang w:val="en-US"/>
+        </w:rPr>
+        <w:t xml:space="preserve"> is </w:t>
+      </w:r>
+      <w:r>
+        <w:rPr>
+          <w:lang w:val="en-US"/>
+        </w:rPr>
+        <w:t xml:space="preserve">the </w:t>
+      </w:r>
+      <w:r>
+        <w:rPr>
+          <w:lang w:val="en-US"/>
+        </w:rPr>
+        <w:t>lowest value</w:t>
+      </w:r>
+    </w:p>
+    <w:p>
+      <w:pPr>
+        <w:pStyle w:val="ListParagraph"/>
+        <w:numPr>
+          <w:ilvl w:val="0"/>
+          <w:numId w:val="14"/>
+        </w:numPr>
+        <w:rPr>
+          <w:lang w:val="en-US"/>
+        </w:rPr>
+      </w:pPr>
+      <w:r>
+        <w:rPr>
+          <w:lang w:val="en-US"/>
+        </w:rPr>
+        <w:t xml:space="preserve">Arctic sea ice on a novel dataset: </w:t>
+      </w:r>
+      <w:r>
+        <w:rPr>
+          <w:rFonts w:ascii="Calibri" w:hAnsi="Calibri" w:cs="Calibri"/>
+          <w:lang w:val="en-US"/>
+        </w:rPr>
+        <w:t>﻿</w:t>
+      </w:r>
+      <w:r>
+        <w:rPr>
+          <w:lang w:val="en-US"/>
+        </w:rPr>
+        <w:t>gpt-4 obtains the lowest NHD (</w:t>
+      </w:r>
+      <w:r>
+        <w:rPr>
+          <w:b/>
+          <w:bCs/>
+          <w:lang w:val="en-US"/>
+        </w:rPr>
+        <w:t>0.14</w:t>
+      </w:r>
+      <w:r>
+        <w:rPr>
+          <w:lang w:val="en-US"/>
+        </w:rPr>
+        <w:t>) compared to existing database methods such as NOTEARS (0.22) and DAG-GNN (0.37)</w:t>
+      </w:r>
+    </w:p>
+    <w:p>
+      <w:pPr>
+        <w:pStyle w:val="Heading2"/>
+        <w:numPr>
+          <w:ilvl w:val="0"/>
+          <w:numId w:val="9"/>
+        </w:numPr>
+        <w:rPr>
+          <w:lang w:val="vi-VN"/>
+        </w:rPr>
+      </w:pPr>
+      <w:r>
+        <w:rPr>
+          <w:lang w:val="vi-VN"/>
+        </w:rPr>
+        <w:t>Token causality – CRASS (Counterfactual Reasoning Assessment)  for evaluating the ability of LLMs to answer counterfactual conditional questions</w:t>
+      </w:r>
+    </w:p>
+    <w:p>
+      <w:pPr>
+        <w:pStyle w:val="ListParagraph"/>
+        <w:rPr>
+          <w:lang w:val="vi-VN"/>
+        </w:rPr>
+      </w:pPr>
+      <w:r>
+        <w:rPr>
+          <w:lang w:val="vi-VN"/>
+        </w:rPr>
+        <w:t xml:space="preserve">Gpt-4 : </w:t>
+      </w:r>
+      <w:r>
+        <w:rPr>
+          <w:b/>
+          <w:bCs/>
+          <w:lang w:val="vi-VN"/>
+        </w:rPr>
+        <w:t>92.44%</w:t>
+      </w:r>
+      <w:r>
+        <w:rPr>
+          <w:lang w:val="vi-VN"/>
+        </w:rPr>
+        <w:t xml:space="preserve"> compared to T0pp </w:t>
+      </w:r>
+      <w:r>
+        <w:rPr>
+          <w:rFonts w:ascii="Calibri" w:hAnsi="Calibri" w:cs="Calibri"/>
+          <w:lang w:val="vi-VN"/>
+        </w:rPr>
+        <w:t>﻿</w:t>
+      </w:r>
+      <w:r>
+        <w:rPr>
+          <w:lang w:val="vi-VN"/>
+        </w:rPr>
+        <w:t>(Sanh et al., 2021) 72.63%, and human annotators: 98.18%</w:t>
+      </w:r>
+    </w:p>
+    <w:p>
+      <w:pPr>
+        <w:pStyle w:val="Heading2"/>
+        <w:numPr>
+          <w:ilvl w:val="0"/>
+          <w:numId w:val="9"/>
+        </w:numPr>
+        <w:rPr>
+          <w:lang w:val="en-US"/>
+        </w:rPr>
+      </w:pPr>
+      <w:r>
+        <w:rPr>
+          <w:lang w:val="vi-VN"/>
+        </w:rPr>
+        <w:t xml:space="preserve">Inferring  token causality </w:t>
+      </w:r>
+      <w:r>
+        <w:rPr>
+          <w:lang w:val="vi-VN"/>
+        </w:rPr>
+        <w:t>–</w:t>
+      </w:r>
+      <w:r>
+        <w:rPr>
+          <w:lang w:val="vi-VN"/>
+        </w:rPr>
+        <w:t xml:space="preserve"> </w:t>
+      </w:r>
+      <w:r>
+        <w:rPr>
+          <w:lang w:val="en-US"/>
+        </w:rPr>
+        <w:t xml:space="preserve">necessary and sufficient causes </w:t>
+      </w:r>
+    </w:p>
+    <w:p>
+      <w:pPr>
+        <w:pStyle w:val="ListParagraph"/>
+        <w:numPr>
+          <w:ilvl w:val="0"/>
+          <w:numId w:val="17"/>
+        </w:numPr>
+        <w:rPr>
+          <w:lang w:val="en-US"/>
+        </w:rPr>
+      </w:pPr>
+      <w:r>
+        <w:rPr>
+          <w:lang w:val="en-US"/>
+        </w:rPr>
+        <w:t>O</w:t>
+      </w:r>
+      <w:r>
+        <w:rPr>
+          <w:lang w:val="en-US"/>
+        </w:rPr>
+        <w:t>n 15 standard vignettes</w:t>
+      </w:r>
+      <w:r>
+        <w:rPr>
+          <w:lang w:val="en-US"/>
+        </w:rPr>
+        <w:t xml:space="preserve"> dataset:</w:t>
+      </w:r>
+      <w:r>
+        <w:rPr>
+          <w:lang w:val="en-US"/>
+        </w:rPr>
+        <w:t xml:space="preserve"> gpt-4 necessary = sufficient = </w:t>
+      </w:r>
+      <w:r>
+        <w:rPr>
+          <w:b/>
+          <w:bCs/>
+          <w:lang w:val="en-US"/>
+        </w:rPr>
+        <w:t>86.6</w:t>
+      </w:r>
+      <w:r>
+        <w:rPr>
+          <w:lang w:val="en-US"/>
+        </w:rPr>
+        <w:t>%</w:t>
+      </w:r>
+    </w:p>
+    <w:p>
+      <w:pPr>
+        <w:pStyle w:val="ListParagraph"/>
+        <w:numPr>
+          <w:ilvl w:val="0"/>
+          <w:numId w:val="17"/>
+        </w:numPr>
+        <w:rPr>
+          <w:lang w:val="en-US"/>
+        </w:rPr>
+      </w:pPr>
+      <w:r>
+        <w:rPr>
+          <w:lang w:val="en-US"/>
+        </w:rPr>
+        <w:t xml:space="preserve"> </w:t>
+      </w:r>
+      <w:r>
+        <w:rPr>
+          <w:lang w:val="en-US"/>
+        </w:rPr>
+        <w:t>O</w:t>
+      </w:r>
+      <w:r>
+        <w:rPr>
+          <w:lang w:val="en-US"/>
+        </w:rPr>
+        <w:t>n a novel “lab-vignettes”</w:t>
+      </w:r>
+      <w:r>
+        <w:rPr>
+          <w:lang w:val="en-US"/>
+        </w:rPr>
+        <w:t xml:space="preserve"> dataset</w:t>
+      </w:r>
+      <w:r>
+        <w:rPr>
+          <w:lang w:val="en-US"/>
+        </w:rPr>
+        <w:t xml:space="preserve"> which avoid</w:t>
+      </w:r>
+      <w:r>
+        <w:rPr>
+          <w:lang w:val="en-US"/>
+        </w:rPr>
+        <w:t>s</w:t>
+      </w:r>
+      <w:r>
+        <w:rPr>
+          <w:lang w:val="en-US"/>
+        </w:rPr>
+        <w:t xml:space="preserve"> </w:t>
+      </w:r>
+      <w:proofErr w:type="spellStart"/>
+      <w:r>
+        <w:rPr>
+          <w:lang w:val="en-US"/>
+        </w:rPr>
+        <w:t>memorisation</w:t>
+      </w:r>
+      <w:proofErr w:type="spellEnd"/>
+      <w:r>
+        <w:rPr>
+          <w:lang w:val="en-US"/>
+        </w:rPr>
+        <w:t xml:space="preserve">: </w:t>
+      </w:r>
+      <w:r>
+        <w:rPr>
+          <w:lang w:val="en-US"/>
+        </w:rPr>
+        <w:t>GPT-4 is</w:t>
+      </w:r>
+      <w:r>
+        <w:rPr>
+          <w:lang w:val="en-US"/>
+        </w:rPr>
+        <w:t xml:space="preserve"> necessary </w:t>
+      </w:r>
+      <w:r>
+        <w:rPr>
+          <w:b/>
+          <w:bCs/>
+          <w:lang w:val="en-US"/>
+        </w:rPr>
+        <w:t>92.8</w:t>
+      </w:r>
+      <w:r>
+        <w:rPr>
+          <w:lang w:val="en-US"/>
+        </w:rPr>
+        <w:t xml:space="preserve">%, sufficient </w:t>
+      </w:r>
+      <w:r>
+        <w:rPr>
+          <w:b/>
+          <w:bCs/>
+          <w:lang w:val="en-US"/>
+        </w:rPr>
+        <w:t>78.5</w:t>
+      </w:r>
+      <w:r>
+        <w:rPr>
+          <w:lang w:val="en-US"/>
+        </w:rPr>
+        <w:t>%</w:t>
+      </w:r>
+    </w:p>
+    <w:p>
+      <w:pPr>
+        <w:pStyle w:val="Heading2"/>
+        <w:numPr>
+          <w:ilvl w:val="0"/>
+          <w:numId w:val="9"/>
+        </w:numPr>
+        <w:rPr>
+          <w:lang w:val="en-US"/>
+        </w:rPr>
+      </w:pPr>
+      <w:r>
+        <w:rPr>
+          <w:lang w:val="en-US"/>
+        </w:rPr>
+        <w:lastRenderedPageBreak/>
+        <w:t>Evaluate LLM</w:t>
+      </w:r>
+      <w:r>
+        <w:rPr>
+          <w:lang w:val="en-US"/>
+        </w:rPr>
+        <w:t>’</w:t>
+      </w:r>
+      <w:r>
+        <w:rPr>
+          <w:lang w:val="en-US"/>
+        </w:rPr>
+        <w:t>s ability to infer normality</w:t>
+      </w:r>
+    </w:p>
+    <w:p>
+      <w:pPr>
+        <w:pStyle w:val="ListParagraph"/>
+        <w:rPr>
+          <w:lang w:val="vi-VN"/>
+        </w:rPr>
+      </w:pPr>
+      <w:r>
+        <w:rPr>
+          <w:lang w:val="en-US"/>
+        </w:rPr>
+        <w:t>71.1% on gpt-4 and 69.2% on gpt-3.5-turbo</w:t>
+      </w:r>
+    </w:p>
+    <w:p>
+      <w:pPr>
+        <w:pStyle w:val="Heading1"/>
+        <w:numPr>
+          <w:ilvl w:val="0"/>
+          <w:numId w:val="4"/>
+        </w:numPr>
+        <w:rPr>
+          <w:lang w:val="en-US"/>
+        </w:rPr>
+      </w:pPr>
+      <w:r>
+        <w:rPr>
+          <w:lang w:val="vi-VN"/>
+        </w:rPr>
+        <w:t>Caveat</w:t>
+      </w:r>
+      <w:r>
+        <w:rPr>
+          <w:lang w:val="en-US"/>
+        </w:rPr>
+        <w:t>:</w:t>
+      </w:r>
+      <w:r>
+        <w:rPr>
+          <w:lang w:val="vi-VN"/>
+        </w:rPr>
+        <w:t xml:space="preserve"> the author</w:t>
+      </w:r>
+      <w:r>
+        <w:rPr>
+          <w:lang w:val="en-US"/>
+        </w:rPr>
+        <w:t xml:space="preserve">s give about the </w:t>
+      </w:r>
+      <w:proofErr w:type="spellStart"/>
+      <w:r>
+        <w:rPr>
+          <w:lang w:val="en-US"/>
+        </w:rPr>
+        <w:t>memori</w:t>
+      </w:r>
+      <w:r>
+        <w:rPr>
+          <w:lang w:val="en-US"/>
+        </w:rPr>
+        <w:t>s</w:t>
+      </w:r>
+      <w:r>
+        <w:rPr>
+          <w:lang w:val="en-US"/>
+        </w:rPr>
+        <w:t>ation</w:t>
+      </w:r>
+      <w:proofErr w:type="spellEnd"/>
+      <w:r>
+        <w:rPr>
+          <w:lang w:val="en-US"/>
+        </w:rPr>
+        <w:t xml:space="preserve"> and failure modes</w:t>
+      </w:r>
+    </w:p>
+    <w:p>
+      <w:pPr>
+        <w:pStyle w:val="Heading2"/>
+        <w:numPr>
+          <w:ilvl w:val="0"/>
+          <w:numId w:val="15"/>
+        </w:numPr>
+        <w:rPr>
+          <w:lang w:val="vi-VN"/>
+        </w:rPr>
+      </w:pPr>
+      <w:r>
+        <w:rPr>
+          <w:lang w:val="vi-VN"/>
+        </w:rPr>
+        <w:t>Memorisation</w:t>
+      </w:r>
+    </w:p>
+    <w:p>
+      <w:pPr>
+        <w:ind w:left="360"/>
+        <w:rPr>
+          <w:lang w:val="vi-VN"/>
+        </w:rPr>
+      </w:pPr>
+      <w:r>
+        <w:rPr>
+          <w:lang w:val="vi-VN"/>
+        </w:rPr>
+        <w:t xml:space="preserve">Even though </w:t>
+      </w:r>
+      <w:r>
+        <w:rPr>
+          <w:lang w:val="vi-VN"/>
+        </w:rPr>
+        <w:t>LLMs get high scores on benchmarks, there is doubt about whether the data may be known during the LLM's training process, so there are  also tests to avoid memorisation, such as data generated after the LLM's release date or scenario changes</w:t>
+      </w:r>
+      <w:r>
+        <w:rPr>
+          <w:lang w:val="vi-VN"/>
+        </w:rPr>
+        <w:t xml:space="preserve"> like lab-vignettes.</w:t>
+      </w:r>
+    </w:p>
+    <w:p>
+      <w:pPr>
+        <w:ind w:left="360"/>
+        <w:rPr>
+          <w:b/>
+          <w:bCs/>
+          <w:lang w:val="vi-VN"/>
+        </w:rPr>
+      </w:pPr>
+      <w:r>
+        <w:rPr>
+          <w:b/>
+          <w:bCs/>
+          <w:lang w:val="vi-VN"/>
+        </w:rPr>
+        <w:t>Result: Still get the high score</w:t>
+      </w:r>
+      <w:r>
+        <w:rPr>
+          <w:b/>
+          <w:bCs/>
+          <w:lang w:val="vi-VN"/>
+        </w:rPr>
+        <w:t xml:space="preserve"> for the novel dataset</w:t>
+      </w:r>
+      <w:r>
+        <w:rPr>
+          <w:b/>
+          <w:bCs/>
+          <w:lang w:val="vi-VN"/>
+        </w:rPr>
+        <w:t>, even though LLM can memori</w:t>
+      </w:r>
+      <w:r>
+        <w:rPr>
+          <w:b/>
+          <w:bCs/>
+          <w:lang w:val="vi-VN"/>
+        </w:rPr>
+        <w:t>s</w:t>
+      </w:r>
+      <w:r>
+        <w:rPr>
+          <w:b/>
+          <w:bCs/>
+          <w:lang w:val="vi-VN"/>
+        </w:rPr>
+        <w:t>e the data in the training process</w:t>
+      </w:r>
+      <w:r>
+        <w:rPr>
+          <w:b/>
+          <w:bCs/>
+          <w:lang w:val="vi-VN"/>
+        </w:rPr>
+        <w:t xml:space="preserve"> </w:t>
+      </w:r>
+      <w:r>
+        <w:rPr>
+          <w:b/>
+          <w:bCs/>
+          <w:lang w:val="vi-VN"/>
+        </w:rPr>
+        <w:sym w:font="Wingdings" w:char="F0E0"/>
+      </w:r>
+      <w:r>
+        <w:rPr>
+          <w:b/>
+          <w:bCs/>
+          <w:lang w:val="vi-VN"/>
+        </w:rPr>
+        <w:t xml:space="preserve"> result is still high score</w:t>
+      </w:r>
+    </w:p>
+    <w:p>
+      <w:pPr>
+        <w:pStyle w:val="Heading2"/>
+        <w:numPr>
+          <w:ilvl w:val="0"/>
+          <w:numId w:val="15"/>
+        </w:numPr>
+        <w:rPr>
+          <w:lang w:val="vi-VN"/>
+        </w:rPr>
+      </w:pPr>
+      <w:r>
+        <w:rPr>
+          <w:lang w:val="vi-VN"/>
+        </w:rPr>
+        <w:t>Failure modes</w:t>
+      </w:r>
+    </w:p>
+    <w:p>
+      <w:pPr>
+        <w:ind w:firstLine="360"/>
         <w:rPr>
           <w:lang w:val="vi-VN"/>
         </w:rPr>
@@ -1312,7 +1119,13 @@
         <w:rPr>
           <w:lang w:val="vi-VN"/>
         </w:rPr>
-        <w:t>mistakes on certain inputs.</w:t>
+        <w:t>mistakes on certain inputs</w:t>
+      </w:r>
+      <w:r>
+        <w:rPr>
+          <w:lang w:val="vi-VN"/>
+        </w:rPr>
+        <w:t>.</w:t>
       </w:r>
     </w:p>
     <w:p>
@@ -1420,23 +1233,7 @@
           <w:bCs/>
           <w:lang w:val="vi-VN"/>
         </w:rPr>
-        <w:t xml:space="preserve">The </w:t>
-      </w:r>
-      <w:r>
-        <w:rPr>
-          <w:b/>
-          <w:bCs/>
-          <w:lang w:val="vi-VN"/>
-        </w:rPr>
-        <w:t>ambiguity</w:t>
-      </w:r>
-      <w:r>
-        <w:rPr>
-          <w:b/>
-          <w:bCs/>
-          <w:lang w:val="vi-VN"/>
-        </w:rPr>
-        <w:t xml:space="preserve"> in the variable names</w:t>
+        <w:t>The ambiguity in the variable names</w:t>
       </w:r>
       <w:r>
         <w:rPr>
@@ -1477,10 +1274,10 @@
     </w:p>
     <w:p>
       <w:pPr>
-        <w:pStyle w:val="ListParagraph"/>
+        <w:pStyle w:val="Heading2"/>
         <w:numPr>
           <w:ilvl w:val="0"/>
-          <w:numId w:val="2"/>
+          <w:numId w:val="15"/>
         </w:numPr>
         <w:rPr>
           <w:lang w:val="vi-VN"/>
@@ -1490,87 +1287,64 @@
         <w:rPr>
           <w:lang w:val="vi-VN"/>
         </w:rPr>
-        <w:t xml:space="preserve">Normality: </w:t>
-      </w:r>
-      <w:r>
-        <w:rPr>
-          <w:lang w:val="vi-VN"/>
-        </w:rPr>
-        <w:t xml:space="preserve">get 71.1% on assessment </w:t>
-      </w:r>
-      <w:r>
-        <w:rPr>
-          <w:lang w:val="vi-VN"/>
-        </w:rPr>
-        <w:sym w:font="Wingdings" w:char="F0E0"/>
-      </w:r>
-      <w:r>
-        <w:rPr>
-          <w:lang w:val="vi-VN"/>
-        </w:rPr>
-        <w:t xml:space="preserve"> not high</w:t>
+        <w:t>Summary</w:t>
       </w:r>
     </w:p>
     <w:p>
       <w:pPr>
-        <w:rPr>
-          <w:lang w:val="vi-VN"/>
-        </w:rPr>
-      </w:pPr>
+        <w:ind w:left="720"/>
+        <w:rPr>
+          <w:lang w:val="en-US"/>
+        </w:rPr>
+      </w:pPr>
+      <w:r>
+        <w:rPr>
+          <w:lang w:val="en-US"/>
+        </w:rPr>
+        <w:t>It</w:t>
+      </w:r>
+      <w:r>
+        <w:rPr>
+          <w:lang w:val="vi-VN"/>
+        </w:rPr>
+        <w:t xml:space="preserve"> is not prudent to trust </w:t>
+      </w:r>
+      <w:r>
+        <w:rPr>
+          <w:lang w:val="en-US"/>
+        </w:rPr>
+        <w:t xml:space="preserve">LLMs alone </w:t>
+      </w:r>
+      <w:r>
+        <w:rPr>
+          <w:lang w:val="vi-VN"/>
+        </w:rPr>
+        <w:t>in critical dec</w:t>
+      </w:r>
+      <w:proofErr w:type="spellStart"/>
+      <w:r>
+        <w:rPr>
+          <w:lang w:val="en-US"/>
+        </w:rPr>
+        <w:t>ision</w:t>
+      </w:r>
+      <w:proofErr w:type="spellEnd"/>
+      <w:r>
+        <w:rPr>
+          <w:lang w:val="en-US"/>
+        </w:rPr>
+        <w:t>-making tasks and causal applications.</w:t>
+      </w:r>
+      <w:r>
+        <w:rPr>
+          <w:lang w:val="vi-VN"/>
+        </w:rPr>
+        <w:t xml:space="preserve"> </w:t>
+      </w:r>
     </w:p>
     <w:p>
       <w:pPr>
-        <w:rPr>
-          <w:lang w:val="en-US"/>
-        </w:rPr>
-      </w:pPr>
-      <w:r>
-        <w:rPr>
-          <w:lang w:val="en-US"/>
-        </w:rPr>
-        <w:t>It</w:t>
-      </w:r>
-      <w:r>
-        <w:rPr>
-          <w:lang w:val="vi-VN"/>
-        </w:rPr>
-        <w:t xml:space="preserve"> is not prudent to trust </w:t>
-      </w:r>
-      <w:r>
-        <w:rPr>
-          <w:lang w:val="en-US"/>
-        </w:rPr>
-        <w:t xml:space="preserve">LLMs alone </w:t>
-      </w:r>
-      <w:r>
-        <w:rPr>
-          <w:lang w:val="vi-VN"/>
-        </w:rPr>
-        <w:t>in critical dec</w:t>
-      </w:r>
-      <w:proofErr w:type="spellStart"/>
-      <w:r>
-        <w:rPr>
-          <w:lang w:val="en-US"/>
-        </w:rPr>
-        <w:t>ision</w:t>
-      </w:r>
-      <w:proofErr w:type="spellEnd"/>
-      <w:r>
-        <w:rPr>
-          <w:lang w:val="en-US"/>
-        </w:rPr>
-        <w:t>-making tasks and causal applications.</w:t>
-      </w:r>
-      <w:r>
-        <w:rPr>
-          <w:lang w:val="vi-VN"/>
-        </w:rPr>
-        <w:t xml:space="preserve"> </w:t>
-      </w:r>
-    </w:p>
-    <w:p>
-      <w:pPr>
+        <w:ind w:left="720"/>
         <w:rPr>
           <w:lang w:val="en-US"/>
         </w:rPr>
@@ -1616,6 +1390,466 @@
 <file path=word/numbering.xml><?xml version="1.0" encoding="utf-8"?>
 <w:numbering xmlns:wpc="http://schemas.microsoft.com/office/word/2010/wordprocessingCanvas" xmlns:cx="http://schemas.microsoft.com/office/drawing/2014/chartex" xmlns:cx1="http://schemas.microsoft.com/office/drawing/2015/9/8/chartex" xmlns:cx2="http://schemas.microsoft.com/office/drawing/2015/10/21/chartex" xmlns:cx3="http://schemas.microsoft.com/office/drawing/2016/5/9/chartex" xmlns:cx4="http://schemas.microsoft.com/office/drawing/2016/5/10/chartex" xmlns:cx5="http://schemas.microsoft.com/office/drawing/2016/5/11/chartex" xmlns:cx6="http://schemas.microsoft.com/office/drawing/2016/5/12/chartex" xmlns:cx7="http://schemas.microsoft.com/office/drawing/2016/5/13/chartex" xmlns:cx8="http://schemas.microsoft.com/office/drawing/2016/5/14/chartex" xmlns:mc="http://schemas.openxmlformats.org/markup-compatibility/2006" xmlns:m="http://schemas.openxmlformats.org/officeDocument/2006/math" xmlns:aink="http://schemas.microsoft.com/office/drawing/2016/ink" xmlns:am3d="http://schemas.microsoft.com/office/drawing/2017/model3d" xmlns:oel="http://schemas.microsoft.com/office/2019/extlst" xmlns:r="http://schemas.openxmlformats.org/officeDocument/2006/relationships" xmlns:wp14="http://schemas.microsoft.com/office/word/2010/wordprocessingDrawing" xmlns:wp="http://schemas.openxmlformats.org/drawingml/2006/wordprocessingDrawing" xmlns:wpg="http://schemas.microsoft.com/office/word/2010/wordprocessingGroup" xmlns:wpi="http://schemas.microsoft.com/office/word/2010/wordprocessingInk" xmlns:wps="http://schemas.microsoft.com/office/word/2010/wordprocessingShape" xmlns:o="urn:schemas-microsoft-com:office:office" xmlns:v="urn:schemas-microsoft-com:vml" xmlns:w10="urn:schemas-microsoft-com:office:word" xmlns:w="http://schemas.openxmlformats.org/wordprocessingml/2006/main" xmlns:w14="http://schemas.microsoft.com/office/word/2010/wordml" xmlns:w15="http://schemas.microsoft.com/office/word/2012/wordml" xmlns:w16cei="http://schemas.microsoft.com/office/word/2026/wordml/cei" xmlns:w16cex="http://schemas.microsoft.com/office/word/2018/wordml/cex" xmlns:w16cid="http://schemas.microsoft.com/office/word/2016/wordml/cid" xmlns:w16="http://schemas.microsoft.com/office/word/2018/wordml" xmlns:w16sdtdh="http://schemas.microsoft.com/office/word/2020/wordml/sdtdatahash" xmlns:w16sdtfl="http://schemas.microsoft.com/office/word/2024/wordml/sdtformatlock" xmlns:w16se="http://schemas.microsoft.com/office/word/2015/wordml/symex" xmlns:w16du="http://schemas.microsoft.com/office/word/2023/wordml/word16du" xmlns:wne="http://schemas.microsoft.com/office/word/2006/wordml" mc:Ignorable="w14 w15 w16se w16cid w16 w16cex w16sdtdh w16sdtfl w16du wp14">
   <w:abstractNum w:abstractNumId="0" w15:restartNumberingAfterBreak="0">
+    <w:nsid w:val="01315120"/>
+    <w:multiLevelType w:val="hybridMultilevel"/>
+    <w:tmpl w:val="21C27A1C"/>
+    <w:lvl w:ilvl="0" w:tplc="04090001">
+      <w:start w:val="1"/>
+      <w:numFmt w:val="bullet"/>
+      <w:lvlText w:val=""/>
+      <w:lvlJc w:val="left"/>
+      <w:pPr>
+        <w:ind w:left="720" w:hanging="360"/>
+      </w:pPr>
+      <w:rPr>
+        <w:rFonts w:ascii="Symbol" w:hAnsi="Symbol" w:hint="default"/>
+      </w:rPr>
+    </w:lvl>
+    <w:lvl w:ilvl="1" w:tplc="04090003" w:tentative="1">
+      <w:start w:val="1"/>
+      <w:numFmt w:val="bullet"/>
+      <w:lvlText w:val="o"/>
+      <w:lvlJc w:val="left"/>
+      <w:pPr>
+        <w:ind w:left="1440" w:hanging="360"/>
+      </w:pPr>
+      <w:rPr>
+        <w:rFonts w:ascii="Courier New" w:hAnsi="Courier New" w:hint="default"/>
+      </w:rPr>
+    </w:lvl>
+    <w:lvl w:ilvl="2" w:tplc="04090005" w:tentative="1">
+      <w:start w:val="1"/>
+      <w:numFmt w:val="bullet"/>
+      <w:lvlText w:val=""/>
+      <w:lvlJc w:val="left"/>
+      <w:pPr>
+        <w:ind w:left="2160" w:hanging="360"/>
+      </w:pPr>
+      <w:rPr>
+        <w:rFonts w:ascii="Wingdings" w:hAnsi="Wingdings" w:hint="default"/>
+      </w:rPr>
+    </w:lvl>
+    <w:lvl w:ilvl="3" w:tplc="04090001" w:tentative="1">
+      <w:start w:val="1"/>
+      <w:numFmt w:val="bullet"/>
+      <w:lvlText w:val=""/>
+      <w:lvlJc w:val="left"/>
+      <w:pPr>
+        <w:ind w:left="2880" w:hanging="360"/>
+      </w:pPr>
+      <w:rPr>
+        <w:rFonts w:ascii="Symbol" w:hAnsi="Symbol" w:hint="default"/>
+      </w:rPr>
+    </w:lvl>
+    <w:lvl w:ilvl="4" w:tplc="04090003" w:tentative="1">
+      <w:start w:val="1"/>
+      <w:numFmt w:val="bullet"/>
+      <w:lvlText w:val="o"/>
+      <w:lvlJc w:val="left"/>
+      <w:pPr>
+        <w:ind w:left="3600" w:hanging="360"/>
+      </w:pPr>
+      <w:rPr>
+        <w:rFonts w:ascii="Courier New" w:hAnsi="Courier New" w:hint="default"/>
+      </w:rPr>
+    </w:lvl>
+    <w:lvl w:ilvl="5" w:tplc="04090005" w:tentative="1">
+      <w:start w:val="1"/>
+      <w:numFmt w:val="bullet"/>
+      <w:lvlText w:val=""/>
+      <w:lvlJc w:val="left"/>
+      <w:pPr>
+        <w:ind w:left="4320" w:hanging="360"/>
+      </w:pPr>
+      <w:rPr>
+        <w:rFonts w:ascii="Wingdings" w:hAnsi="Wingdings" w:hint="default"/>
+      </w:rPr>
+    </w:lvl>
+    <w:lvl w:ilvl="6" w:tplc="04090001" w:tentative="1">
+      <w:start w:val="1"/>
+      <w:numFmt w:val="bullet"/>
+      <w:lvlText w:val=""/>
+      <w:lvlJc w:val="left"/>
+      <w:pPr>
+        <w:ind w:left="5040" w:hanging="360"/>
+      </w:pPr>
+      <w:rPr>
+        <w:rFonts w:ascii="Symbol" w:hAnsi="Symbol" w:hint="default"/>
+      </w:rPr>
+    </w:lvl>
+    <w:lvl w:ilvl="7" w:tplc="04090003" w:tentative="1">
+      <w:start w:val="1"/>
+      <w:numFmt w:val="bullet"/>
+      <w:lvlText w:val="o"/>
+      <w:lvlJc w:val="left"/>
+      <w:pPr>
+        <w:ind w:left="5760" w:hanging="360"/>
+      </w:pPr>
+      <w:rPr>
+        <w:rFonts w:ascii="Courier New" w:hAnsi="Courier New" w:hint="default"/>
+      </w:rPr>
+    </w:lvl>
+    <w:lvl w:ilvl="8" w:tplc="04090005" w:tentative="1">
+      <w:start w:val="1"/>
+      <w:numFmt w:val="bullet"/>
+      <w:lvlText w:val=""/>
+      <w:lvlJc w:val="left"/>
+      <w:pPr>
+        <w:ind w:left="6480" w:hanging="360"/>
+      </w:pPr>
+      <w:rPr>
+        <w:rFonts w:ascii="Wingdings" w:hAnsi="Wingdings" w:hint="default"/>
+      </w:rPr>
+    </w:lvl>
+  </w:abstractNum>
+  <w:abstractNum w:abstractNumId="1" w15:restartNumberingAfterBreak="0">
+    <w:nsid w:val="048F10E2"/>
+    <w:multiLevelType w:val="hybridMultilevel"/>
+    <w:tmpl w:val="A62A4A18"/>
+    <w:lvl w:ilvl="0" w:tplc="04090017">
+      <w:start w:val="1"/>
+      <w:numFmt w:val="lowerLetter"/>
+      <w:lvlText w:val="%1)"/>
+      <w:lvlJc w:val="left"/>
+      <w:pPr>
+        <w:ind w:left="720" w:hanging="360"/>
+      </w:pPr>
+    </w:lvl>
+    <w:lvl w:ilvl="1" w:tplc="04090019" w:tentative="1">
+      <w:start w:val="1"/>
+      <w:numFmt w:val="lowerLetter"/>
+      <w:lvlText w:val="%2."/>
+      <w:lvlJc w:val="left"/>
+      <w:pPr>
+        <w:ind w:left="1440" w:hanging="360"/>
+      </w:pPr>
+    </w:lvl>
+    <w:lvl w:ilvl="2" w:tplc="0409001B" w:tentative="1">
+      <w:start w:val="1"/>
+      <w:numFmt w:val="lowerRoman"/>
+      <w:lvlText w:val="%3."/>
+      <w:lvlJc w:val="right"/>
+      <w:pPr>
+        <w:ind w:left="2160" w:hanging="180"/>
+      </w:pPr>
+    </w:lvl>
+    <w:lvl w:ilvl="3" w:tplc="0409000F" w:tentative="1">
+      <w:start w:val="1"/>
+      <w:numFmt w:val="decimal"/>
+      <w:lvlText w:val="%4."/>
+      <w:lvlJc w:val="left"/>
+      <w:pPr>
+        <w:ind w:left="2880" w:hanging="360"/>
+      </w:pPr>
+    </w:lvl>
+    <w:lvl w:ilvl="4" w:tplc="04090019" w:tentative="1">
+      <w:start w:val="1"/>
+      <w:numFmt w:val="lowerLetter"/>
+      <w:lvlText w:val="%5."/>
+      <w:lvlJc w:val="left"/>
+      <w:pPr>
+        <w:ind w:left="3600" w:hanging="360"/>
+      </w:pPr>
+    </w:lvl>
+    <w:lvl w:ilvl="5" w:tplc="0409001B" w:tentative="1">
+      <w:start w:val="1"/>
+      <w:numFmt w:val="lowerRoman"/>
+      <w:lvlText w:val="%6."/>
+      <w:lvlJc w:val="right"/>
+      <w:pPr>
+        <w:ind w:left="4320" w:hanging="180"/>
+      </w:pPr>
+    </w:lvl>
+    <w:lvl w:ilvl="6" w:tplc="0409000F" w:tentative="1">
+      <w:start w:val="1"/>
+      <w:numFmt w:val="decimal"/>
+      <w:lvlText w:val="%7."/>
+      <w:lvlJc w:val="left"/>
+      <w:pPr>
+        <w:ind w:left="5040" w:hanging="360"/>
+      </w:pPr>
+    </w:lvl>
+    <w:lvl w:ilvl="7" w:tplc="04090019" w:tentative="1">
+      <w:start w:val="1"/>
+      <w:numFmt w:val="lowerLetter"/>
+      <w:lvlText w:val="%8."/>
+      <w:lvlJc w:val="left"/>
+      <w:pPr>
+        <w:ind w:left="5760" w:hanging="360"/>
+      </w:pPr>
+    </w:lvl>
+    <w:lvl w:ilvl="8" w:tplc="0409001B" w:tentative="1">
+      <w:start w:val="1"/>
+      <w:numFmt w:val="lowerRoman"/>
+      <w:lvlText w:val="%9."/>
+      <w:lvlJc w:val="right"/>
+      <w:pPr>
+        <w:ind w:left="6480" w:hanging="180"/>
+      </w:pPr>
+    </w:lvl>
+  </w:abstractNum>
+  <w:abstractNum w:abstractNumId="2" w15:restartNumberingAfterBreak="0">
+    <w:nsid w:val="0BA30E61"/>
+    <w:multiLevelType w:val="hybridMultilevel"/>
+    <w:tmpl w:val="B7F47B50"/>
+    <w:lvl w:ilvl="0" w:tplc="04090019">
+      <w:start w:val="1"/>
+      <w:numFmt w:val="lowerLetter"/>
+      <w:lvlText w:val="%1."/>
+      <w:lvlJc w:val="left"/>
+      <w:pPr>
+        <w:ind w:left="360" w:hanging="360"/>
+      </w:pPr>
+    </w:lvl>
+    <w:lvl w:ilvl="1" w:tplc="04090019" w:tentative="1">
+      <w:start w:val="1"/>
+      <w:numFmt w:val="lowerLetter"/>
+      <w:lvlText w:val="%2."/>
+      <w:lvlJc w:val="left"/>
+      <w:pPr>
+        <w:ind w:left="1080" w:hanging="360"/>
+      </w:pPr>
+    </w:lvl>
+    <w:lvl w:ilvl="2" w:tplc="0409001B" w:tentative="1">
+      <w:start w:val="1"/>
+      <w:numFmt w:val="lowerRoman"/>
+      <w:lvlText w:val="%3."/>
+      <w:lvlJc w:val="right"/>
+      <w:pPr>
+        <w:ind w:left="1800" w:hanging="180"/>
+      </w:pPr>
+    </w:lvl>
+    <w:lvl w:ilvl="3" w:tplc="0409000F" w:tentative="1">
+      <w:start w:val="1"/>
+      <w:numFmt w:val="decimal"/>
+      <w:lvlText w:val="%4."/>
+      <w:lvlJc w:val="left"/>
+      <w:pPr>
+        <w:ind w:left="2520" w:hanging="360"/>
+      </w:pPr>
+    </w:lvl>
+    <w:lvl w:ilvl="4" w:tplc="04090019" w:tentative="1">
+      <w:start w:val="1"/>
+      <w:numFmt w:val="lowerLetter"/>
+      <w:lvlText w:val="%5."/>
+      <w:lvlJc w:val="left"/>
+      <w:pPr>
+        <w:ind w:left="3240" w:hanging="360"/>
+      </w:pPr>
+    </w:lvl>
+    <w:lvl w:ilvl="5" w:tplc="0409001B" w:tentative="1">
+      <w:start w:val="1"/>
+      <w:numFmt w:val="lowerRoman"/>
+      <w:lvlText w:val="%6."/>
+      <w:lvlJc w:val="right"/>
+      <w:pPr>
+        <w:ind w:left="3960" w:hanging="180"/>
+      </w:pPr>
+    </w:lvl>
+    <w:lvl w:ilvl="6" w:tplc="0409000F" w:tentative="1">
+      <w:start w:val="1"/>
+      <w:numFmt w:val="decimal"/>
+      <w:lvlText w:val="%7."/>
+      <w:lvlJc w:val="left"/>
+      <w:pPr>
+        <w:ind w:left="4680" w:hanging="360"/>
+      </w:pPr>
+    </w:lvl>
+    <w:lvl w:ilvl="7" w:tplc="04090019" w:tentative="1">
+      <w:start w:val="1"/>
+      <w:numFmt w:val="lowerLetter"/>
+      <w:lvlText w:val="%8."/>
+      <w:lvlJc w:val="left"/>
+      <w:pPr>
+        <w:ind w:left="5400" w:hanging="360"/>
+      </w:pPr>
+    </w:lvl>
+    <w:lvl w:ilvl="8" w:tplc="0409001B" w:tentative="1">
+      <w:start w:val="1"/>
+      <w:numFmt w:val="lowerRoman"/>
+      <w:lvlText w:val="%9."/>
+      <w:lvlJc w:val="right"/>
+      <w:pPr>
+        <w:ind w:left="6120" w:hanging="180"/>
+      </w:pPr>
+    </w:lvl>
+  </w:abstractNum>
+  <w:abstractNum w:abstractNumId="3" w15:restartNumberingAfterBreak="0">
+    <w:nsid w:val="0FE337B0"/>
+    <w:multiLevelType w:val="hybridMultilevel"/>
+    <w:tmpl w:val="9230C4CC"/>
+    <w:lvl w:ilvl="0" w:tplc="04090017">
+      <w:start w:val="1"/>
+      <w:numFmt w:val="lowerLetter"/>
+      <w:lvlText w:val="%1)"/>
+      <w:lvlJc w:val="left"/>
+      <w:pPr>
+        <w:ind w:left="720" w:hanging="360"/>
+      </w:pPr>
+      <w:rPr>
+        <w:rFonts w:hint="default"/>
+      </w:rPr>
+    </w:lvl>
+    <w:lvl w:ilvl="1" w:tplc="04090019" w:tentative="1">
+      <w:start w:val="1"/>
+      <w:numFmt w:val="lowerLetter"/>
+      <w:lvlText w:val="%2."/>
+      <w:lvlJc w:val="left"/>
+      <w:pPr>
+        <w:ind w:left="1440" w:hanging="360"/>
+      </w:pPr>
+    </w:lvl>
+    <w:lvl w:ilvl="2" w:tplc="0409001B" w:tentative="1">
+      <w:start w:val="1"/>
+      <w:numFmt w:val="lowerRoman"/>
+      <w:lvlText w:val="%3."/>
+      <w:lvlJc w:val="right"/>
+      <w:pPr>
+        <w:ind w:left="2160" w:hanging="180"/>
+      </w:pPr>
+    </w:lvl>
+    <w:lvl w:ilvl="3" w:tplc="0409000F" w:tentative="1">
+      <w:start w:val="1"/>
+      <w:numFmt w:val="decimal"/>
+      <w:lvlText w:val="%4."/>
+      <w:lvlJc w:val="left"/>
+      <w:pPr>
+        <w:ind w:left="2880" w:hanging="360"/>
+      </w:pPr>
+    </w:lvl>
+    <w:lvl w:ilvl="4" w:tplc="04090019" w:tentative="1">
+      <w:start w:val="1"/>
+      <w:numFmt w:val="lowerLetter"/>
+      <w:lvlText w:val="%5."/>
+      <w:lvlJc w:val="left"/>
+      <w:pPr>
+        <w:ind w:left="3600" w:hanging="360"/>
+      </w:pPr>
+    </w:lvl>
+    <w:lvl w:ilvl="5" w:tplc="0409001B" w:tentative="1">
+      <w:start w:val="1"/>
+      <w:numFmt w:val="lowerRoman"/>
+      <w:lvlText w:val="%6."/>
+      <w:lvlJc w:val="right"/>
+      <w:pPr>
+        <w:ind w:left="4320" w:hanging="180"/>
+      </w:pPr>
+    </w:lvl>
+    <w:lvl w:ilvl="6" w:tplc="0409000F" w:tentative="1">
+      <w:start w:val="1"/>
+      <w:numFmt w:val="decimal"/>
+      <w:lvlText w:val="%7."/>
+      <w:lvlJc w:val="left"/>
+      <w:pPr>
+        <w:ind w:left="5040" w:hanging="360"/>
+      </w:pPr>
+    </w:lvl>
+    <w:lvl w:ilvl="7" w:tplc="04090019" w:tentative="1">
+      <w:start w:val="1"/>
+      <w:numFmt w:val="lowerLetter"/>
+      <w:lvlText w:val="%8."/>
+      <w:lvlJc w:val="left"/>
+      <w:pPr>
+        <w:ind w:left="5760" w:hanging="360"/>
+      </w:pPr>
+    </w:lvl>
+    <w:lvl w:ilvl="8" w:tplc="0409001B" w:tentative="1">
+      <w:start w:val="1"/>
+      <w:numFmt w:val="lowerRoman"/>
+      <w:lvlText w:val="%9."/>
+      <w:lvlJc w:val="right"/>
+      <w:pPr>
+        <w:ind w:left="6480" w:hanging="180"/>
+      </w:pPr>
+    </w:lvl>
+  </w:abstractNum>
+  <w:abstractNum w:abstractNumId="4" w15:restartNumberingAfterBreak="0">
+    <w:nsid w:val="14B62E0E"/>
+    <w:multiLevelType w:val="hybridMultilevel"/>
+    <w:tmpl w:val="B7F47B50"/>
+    <w:lvl w:ilvl="0" w:tplc="FFFFFFFF">
+      <w:start w:val="1"/>
+      <w:numFmt w:val="lowerLetter"/>
+      <w:lvlText w:val="%1."/>
+      <w:lvlJc w:val="left"/>
+      <w:pPr>
+        <w:ind w:left="360" w:hanging="360"/>
+      </w:pPr>
+    </w:lvl>
+    <w:lvl w:ilvl="1" w:tplc="FFFFFFFF" w:tentative="1">
+      <w:start w:val="1"/>
+      <w:numFmt w:val="lowerLetter"/>
+      <w:lvlText w:val="%2."/>
+      <w:lvlJc w:val="left"/>
+      <w:pPr>
+        <w:ind w:left="1080" w:hanging="360"/>
+      </w:pPr>
+    </w:lvl>
+    <w:lvl w:ilvl="2" w:tplc="FFFFFFFF" w:tentative="1">
+      <w:start w:val="1"/>
+      <w:numFmt w:val="lowerRoman"/>
+      <w:lvlText w:val="%3."/>
+      <w:lvlJc w:val="right"/>
+      <w:pPr>
+        <w:ind w:left="1800" w:hanging="180"/>
+      </w:pPr>
+    </w:lvl>
+    <w:lvl w:ilvl="3" w:tplc="FFFFFFFF" w:tentative="1">
+      <w:start w:val="1"/>
+      <w:numFmt w:val="decimal"/>
+      <w:lvlText w:val="%4."/>
+      <w:lvlJc w:val="left"/>
+      <w:pPr>
+        <w:ind w:left="2520" w:hanging="360"/>
+      </w:pPr>
+    </w:lvl>
+    <w:lvl w:ilvl="4" w:tplc="FFFFFFFF" w:tentative="1">
+      <w:start w:val="1"/>
+      <w:numFmt w:val="lowerLetter"/>
+      <w:lvlText w:val="%5."/>
+      <w:lvlJc w:val="left"/>
+      <w:pPr>
+        <w:ind w:left="3240" w:hanging="360"/>
+      </w:pPr>
+    </w:lvl>
+    <w:lvl w:ilvl="5" w:tplc="FFFFFFFF" w:tentative="1">
+      <w:start w:val="1"/>
+      <w:numFmt w:val="lowerRoman"/>
+      <w:lvlText w:val="%6."/>
+      <w:lvlJc w:val="right"/>
+      <w:pPr>
+        <w:ind w:left="3960" w:hanging="180"/>
+      </w:pPr>
+    </w:lvl>
+    <w:lvl w:ilvl="6" w:tplc="FFFFFFFF" w:tentative="1">
+      <w:start w:val="1"/>
+      <w:numFmt w:val="decimal"/>
+      <w:lvlText w:val="%7."/>
+      <w:lvlJc w:val="left"/>
+      <w:pPr>
+        <w:ind w:left="4680" w:hanging="360"/>
+      </w:pPr>
+    </w:lvl>
+    <w:lvl w:ilvl="7" w:tplc="FFFFFFFF" w:tentative="1">
+      <w:start w:val="1"/>
+      <w:numFmt w:val="lowerLetter"/>
+      <w:lvlText w:val="%8."/>
+      <w:lvlJc w:val="left"/>
+      <w:pPr>
+        <w:ind w:left="5400" w:hanging="360"/>
+      </w:pPr>
+    </w:lvl>
+    <w:lvl w:ilvl="8" w:tplc="FFFFFFFF" w:tentative="1">
+      <w:start w:val="1"/>
+      <w:numFmt w:val="lowerRoman"/>
+      <w:lvlText w:val="%9."/>
+      <w:lvlJc w:val="right"/>
+      <w:pPr>
+        <w:ind w:left="6120" w:hanging="180"/>
+      </w:pPr>
+    </w:lvl>
+  </w:abstractNum>
+  <w:abstractNum w:abstractNumId="5" w15:restartNumberingAfterBreak="0">
     <w:nsid w:val="1AD17A6C"/>
     <w:multiLevelType w:val="hybridMultilevel"/>
     <w:tmpl w:val="81C845BE"/>
@@ -1704,7 +1938,378 @@
       </w:pPr>
     </w:lvl>
   </w:abstractNum>
-  <w:abstractNum w:abstractNumId="1" w15:restartNumberingAfterBreak="0">
+  <w:abstractNum w:abstractNumId="6" w15:restartNumberingAfterBreak="0">
+    <w:nsid w:val="251D0A6C"/>
+    <w:multiLevelType w:val="hybridMultilevel"/>
+    <w:tmpl w:val="38F8D9D4"/>
+    <w:lvl w:ilvl="0" w:tplc="04090019">
+      <w:start w:val="1"/>
+      <w:numFmt w:val="lowerLetter"/>
+      <w:lvlText w:val="%1."/>
+      <w:lvlJc w:val="left"/>
+      <w:pPr>
+        <w:ind w:left="720" w:hanging="360"/>
+      </w:pPr>
+    </w:lvl>
+    <w:lvl w:ilvl="1" w:tplc="04090019" w:tentative="1">
+      <w:start w:val="1"/>
+      <w:numFmt w:val="lowerLetter"/>
+      <w:lvlText w:val="%2."/>
+      <w:lvlJc w:val="left"/>
+      <w:pPr>
+        <w:ind w:left="1440" w:hanging="360"/>
+      </w:pPr>
+    </w:lvl>
+    <w:lvl w:ilvl="2" w:tplc="0409001B" w:tentative="1">
+      <w:start w:val="1"/>
+      <w:numFmt w:val="lowerRoman"/>
+      <w:lvlText w:val="%3."/>
+      <w:lvlJc w:val="right"/>
+      <w:pPr>
+        <w:ind w:left="2160" w:hanging="180"/>
+      </w:pPr>
+    </w:lvl>
+    <w:lvl w:ilvl="3" w:tplc="0409000F" w:tentative="1">
+      <w:start w:val="1"/>
+      <w:numFmt w:val="decimal"/>
+      <w:lvlText w:val="%4."/>
+      <w:lvlJc w:val="left"/>
+      <w:pPr>
+        <w:ind w:left="2880" w:hanging="360"/>
+      </w:pPr>
+    </w:lvl>
+    <w:lvl w:ilvl="4" w:tplc="04090019" w:tentative="1">
+      <w:start w:val="1"/>
+      <w:numFmt w:val="lowerLetter"/>
+      <w:lvlText w:val="%5."/>
+      <w:lvlJc w:val="left"/>
+      <w:pPr>
+        <w:ind w:left="3600" w:hanging="360"/>
+      </w:pPr>
+    </w:lvl>
+    <w:lvl w:ilvl="5" w:tplc="0409001B" w:tentative="1">
+      <w:start w:val="1"/>
+      <w:numFmt w:val="lowerRoman"/>
+      <w:lvlText w:val="%6."/>
+      <w:lvlJc w:val="right"/>
+      <w:pPr>
+        <w:ind w:left="4320" w:hanging="180"/>
+      </w:pPr>
+    </w:lvl>
+    <w:lvl w:ilvl="6" w:tplc="0409000F" w:tentative="1">
+      <w:start w:val="1"/>
+      <w:numFmt w:val="decimal"/>
+      <w:lvlText w:val="%7."/>
+      <w:lvlJc w:val="left"/>
+      <w:pPr>
+        <w:ind w:left="5040" w:hanging="360"/>
+      </w:pPr>
+    </w:lvl>
+    <w:lvl w:ilvl="7" w:tplc="04090019" w:tentative="1">
+      <w:start w:val="1"/>
+      <w:numFmt w:val="lowerLetter"/>
+      <w:lvlText w:val="%8."/>
+      <w:lvlJc w:val="left"/>
+      <w:pPr>
+        <w:ind w:left="5760" w:hanging="360"/>
+      </w:pPr>
+    </w:lvl>
+    <w:lvl w:ilvl="8" w:tplc="0409001B" w:tentative="1">
+      <w:start w:val="1"/>
+      <w:numFmt w:val="lowerRoman"/>
+      <w:lvlText w:val="%9."/>
+      <w:lvlJc w:val="right"/>
+      <w:pPr>
+        <w:ind w:left="6480" w:hanging="180"/>
+      </w:pPr>
+    </w:lvl>
+  </w:abstractNum>
+  <w:abstractNum w:abstractNumId="7" w15:restartNumberingAfterBreak="0">
+    <w:nsid w:val="331F6BC4"/>
+    <w:multiLevelType w:val="hybridMultilevel"/>
+    <w:tmpl w:val="FA588F06"/>
+    <w:lvl w:ilvl="0" w:tplc="04090001">
+      <w:start w:val="1"/>
+      <w:numFmt w:val="bullet"/>
+      <w:lvlText w:val=""/>
+      <w:lvlJc w:val="left"/>
+      <w:pPr>
+        <w:ind w:left="720" w:hanging="360"/>
+      </w:pPr>
+      <w:rPr>
+        <w:rFonts w:ascii="Symbol" w:hAnsi="Symbol" w:hint="default"/>
+      </w:rPr>
+    </w:lvl>
+    <w:lvl w:ilvl="1" w:tplc="04090003" w:tentative="1">
+      <w:start w:val="1"/>
+      <w:numFmt w:val="bullet"/>
+      <w:lvlText w:val="o"/>
+      <w:lvlJc w:val="left"/>
+      <w:pPr>
+        <w:ind w:left="1440" w:hanging="360"/>
+      </w:pPr>
+      <w:rPr>
+        <w:rFonts w:ascii="Courier New" w:hAnsi="Courier New" w:hint="default"/>
+      </w:rPr>
+    </w:lvl>
+    <w:lvl w:ilvl="2" w:tplc="04090005" w:tentative="1">
+      <w:start w:val="1"/>
+      <w:numFmt w:val="bullet"/>
+      <w:lvlText w:val=""/>
+      <w:lvlJc w:val="left"/>
+      <w:pPr>
+        <w:ind w:left="2160" w:hanging="360"/>
+      </w:pPr>
+      <w:rPr>
+        <w:rFonts w:ascii="Wingdings" w:hAnsi="Wingdings" w:hint="default"/>
+      </w:rPr>
+    </w:lvl>
+    <w:lvl w:ilvl="3" w:tplc="04090001" w:tentative="1">
+      <w:start w:val="1"/>
+      <w:numFmt w:val="bullet"/>
+      <w:lvlText w:val=""/>
+      <w:lvlJc w:val="left"/>
+      <w:pPr>
+        <w:ind w:left="2880" w:hanging="360"/>
+      </w:pPr>
+      <w:rPr>
+        <w:rFonts w:ascii="Symbol" w:hAnsi="Symbol" w:hint="default"/>
+      </w:rPr>
+    </w:lvl>
+    <w:lvl w:ilvl="4" w:tplc="04090003" w:tentative="1">
+      <w:start w:val="1"/>
+      <w:numFmt w:val="bullet"/>
+      <w:lvlText w:val="o"/>
+      <w:lvlJc w:val="left"/>
+      <w:pPr>
+        <w:ind w:left="3600" w:hanging="360"/>
+      </w:pPr>
+      <w:rPr>
+        <w:rFonts w:ascii="Courier New" w:hAnsi="Courier New" w:hint="default"/>
+      </w:rPr>
+    </w:lvl>
+    <w:lvl w:ilvl="5" w:tplc="04090005" w:tentative="1">
+      <w:start w:val="1"/>
+      <w:numFmt w:val="bullet"/>
+      <w:lvlText w:val=""/>
+      <w:lvlJc w:val="left"/>
+      <w:pPr>
+        <w:ind w:left="4320" w:hanging="360"/>
+      </w:pPr>
+      <w:rPr>
+        <w:rFonts w:ascii="Wingdings" w:hAnsi="Wingdings" w:hint="default"/>
+      </w:rPr>
+    </w:lvl>
+    <w:lvl w:ilvl="6" w:tplc="04090001" w:tentative="1">
+      <w:start w:val="1"/>
+      <w:numFmt w:val="bullet"/>
+      <w:lvlText w:val=""/>
+      <w:lvlJc w:val="left"/>
+      <w:pPr>
+        <w:ind w:left="5040" w:hanging="360"/>
+      </w:pPr>
+      <w:rPr>
+        <w:rFonts w:ascii="Symbol" w:hAnsi="Symbol" w:hint="default"/>
+      </w:rPr>
+    </w:lvl>
+    <w:lvl w:ilvl="7" w:tplc="04090003" w:tentative="1">
+      <w:start w:val="1"/>
+      <w:numFmt w:val="bullet"/>
+      <w:lvlText w:val="o"/>
+      <w:lvlJc w:val="left"/>
+      <w:pPr>
+        <w:ind w:left="5760" w:hanging="360"/>
+      </w:pPr>
+      <w:rPr>
+        <w:rFonts w:ascii="Courier New" w:hAnsi="Courier New" w:hint="default"/>
+      </w:rPr>
+    </w:lvl>
+    <w:lvl w:ilvl="8" w:tplc="04090005" w:tentative="1">
+      <w:start w:val="1"/>
+      <w:numFmt w:val="bullet"/>
+      <w:lvlText w:val=""/>
+      <w:lvlJc w:val="left"/>
+      <w:pPr>
+        <w:ind w:left="6480" w:hanging="360"/>
+      </w:pPr>
+      <w:rPr>
+        <w:rFonts w:ascii="Wingdings" w:hAnsi="Wingdings" w:hint="default"/>
+      </w:rPr>
+    </w:lvl>
+  </w:abstractNum>
+  <w:abstractNum w:abstractNumId="8" w15:restartNumberingAfterBreak="0">
+    <w:nsid w:val="42770C74"/>
+    <w:multiLevelType w:val="hybridMultilevel"/>
+    <w:tmpl w:val="D85E1AA8"/>
+    <w:lvl w:ilvl="0" w:tplc="04090019">
+      <w:start w:val="1"/>
+      <w:numFmt w:val="lowerLetter"/>
+      <w:lvlText w:val="%1."/>
+      <w:lvlJc w:val="left"/>
+      <w:pPr>
+        <w:ind w:left="1440" w:hanging="360"/>
+      </w:pPr>
+    </w:lvl>
+    <w:lvl w:ilvl="1" w:tplc="04090019" w:tentative="1">
+      <w:start w:val="1"/>
+      <w:numFmt w:val="lowerLetter"/>
+      <w:lvlText w:val="%2."/>
+      <w:lvlJc w:val="left"/>
+      <w:pPr>
+        <w:ind w:left="2160" w:hanging="360"/>
+      </w:pPr>
+    </w:lvl>
+    <w:lvl w:ilvl="2" w:tplc="0409001B" w:tentative="1">
+      <w:start w:val="1"/>
+      <w:numFmt w:val="lowerRoman"/>
+      <w:lvlText w:val="%3."/>
+      <w:lvlJc w:val="right"/>
+      <w:pPr>
+        <w:ind w:left="2880" w:hanging="180"/>
+      </w:pPr>
+    </w:lvl>
+    <w:lvl w:ilvl="3" w:tplc="0409000F" w:tentative="1">
+      <w:start w:val="1"/>
+      <w:numFmt w:val="decimal"/>
+      <w:lvlText w:val="%4."/>
+      <w:lvlJc w:val="left"/>
+      <w:pPr>
+        <w:ind w:left="3600" w:hanging="360"/>
+      </w:pPr>
+    </w:lvl>
+    <w:lvl w:ilvl="4" w:tplc="04090019" w:tentative="1">
+      <w:start w:val="1"/>
+      <w:numFmt w:val="lowerLetter"/>
+      <w:lvlText w:val="%5."/>
+      <w:lvlJc w:val="left"/>
+      <w:pPr>
+        <w:ind w:left="4320" w:hanging="360"/>
+      </w:pPr>
+    </w:lvl>
+    <w:lvl w:ilvl="5" w:tplc="0409001B" w:tentative="1">
+      <w:start w:val="1"/>
+      <w:numFmt w:val="lowerRoman"/>
+      <w:lvlText w:val="%6."/>
+      <w:lvlJc w:val="right"/>
+      <w:pPr>
+        <w:ind w:left="5040" w:hanging="180"/>
+      </w:pPr>
+    </w:lvl>
+    <w:lvl w:ilvl="6" w:tplc="0409000F" w:tentative="1">
+      <w:start w:val="1"/>
+      <w:numFmt w:val="decimal"/>
+      <w:lvlText w:val="%7."/>
+      <w:lvlJc w:val="left"/>
+      <w:pPr>
+        <w:ind w:left="5760" w:hanging="360"/>
+      </w:pPr>
+    </w:lvl>
+    <w:lvl w:ilvl="7" w:tplc="04090019" w:tentative="1">
+      <w:start w:val="1"/>
+      <w:numFmt w:val="lowerLetter"/>
+      <w:lvlText w:val="%8."/>
+      <w:lvlJc w:val="left"/>
+      <w:pPr>
+        <w:ind w:left="6480" w:hanging="360"/>
+      </w:pPr>
+    </w:lvl>
+    <w:lvl w:ilvl="8" w:tplc="0409001B" w:tentative="1">
+      <w:start w:val="1"/>
+      <w:numFmt w:val="lowerRoman"/>
+      <w:lvlText w:val="%9."/>
+      <w:lvlJc w:val="right"/>
+      <w:pPr>
+        <w:ind w:left="7200" w:hanging="180"/>
+      </w:pPr>
+    </w:lvl>
+  </w:abstractNum>
+  <w:abstractNum w:abstractNumId="9" w15:restartNumberingAfterBreak="0">
+    <w:nsid w:val="49AB76AE"/>
+    <w:multiLevelType w:val="hybridMultilevel"/>
+    <w:tmpl w:val="4B7E8D72"/>
+    <w:lvl w:ilvl="0" w:tplc="FFFFFFFF">
+      <w:start w:val="1"/>
+      <w:numFmt w:val="lowerLetter"/>
+      <w:lvlText w:val="%1."/>
+      <w:lvlJc w:val="left"/>
+      <w:pPr>
+        <w:ind w:left="720" w:hanging="360"/>
+      </w:pPr>
+    </w:lvl>
+    <w:lvl w:ilvl="1" w:tplc="FFFFFFFF">
+      <w:start w:val="1"/>
+      <w:numFmt w:val="lowerLetter"/>
+      <w:lvlText w:val="%2."/>
+      <w:lvlJc w:val="left"/>
+      <w:pPr>
+        <w:ind w:left="1440" w:hanging="360"/>
+      </w:pPr>
+    </w:lvl>
+    <w:lvl w:ilvl="2" w:tplc="FFFFFFFF" w:tentative="1">
+      <w:start w:val="1"/>
+      <w:numFmt w:val="lowerRoman"/>
+      <w:lvlText w:val="%3."/>
+      <w:lvlJc w:val="right"/>
+      <w:pPr>
+        <w:ind w:left="2160" w:hanging="180"/>
+      </w:pPr>
+    </w:lvl>
+    <w:lvl w:ilvl="3" w:tplc="FFFFFFFF" w:tentative="1">
+      <w:start w:val="1"/>
+      <w:numFmt w:val="decimal"/>
+      <w:lvlText w:val="%4."/>
+      <w:lvlJc w:val="left"/>
+      <w:pPr>
+        <w:ind w:left="2880" w:hanging="360"/>
+      </w:pPr>
+    </w:lvl>
+    <w:lvl w:ilvl="4" w:tplc="FFFFFFFF" w:tentative="1">
+      <w:start w:val="1"/>
+      <w:numFmt w:val="lowerLetter"/>
+      <w:lvlText w:val="%5."/>
+      <w:lvlJc w:val="left"/>
+      <w:pPr>
+        <w:ind w:left="3600" w:hanging="360"/>
+      </w:pPr>
+    </w:lvl>
+    <w:lvl w:ilvl="5" w:tplc="FFFFFFFF" w:tentative="1">
+      <w:start w:val="1"/>
+      <w:numFmt w:val="lowerRoman"/>
+      <w:lvlText w:val="%6."/>
+      <w:lvlJc w:val="right"/>
+      <w:pPr>
+        <w:ind w:left="4320" w:hanging="180"/>
+      </w:pPr>
+    </w:lvl>
+    <w:lvl w:ilvl="6" w:tplc="FFFFFFFF" w:tentative="1">
+      <w:start w:val="1"/>
+      <w:numFmt w:val="decimal"/>
+      <w:lvlText w:val="%7."/>
+      <w:lvlJc w:val="left"/>
+      <w:pPr>
+        <w:ind w:left="5040" w:hanging="360"/>
+      </w:pPr>
+    </w:lvl>
+    <w:lvl w:ilvl="7" w:tplc="FFFFFFFF" w:tentative="1">
+      <w:start w:val="1"/>
+      <w:numFmt w:val="lowerLetter"/>
+      <w:lvlText w:val="%8."/>
+      <w:lvlJc w:val="left"/>
+      <w:pPr>
+        <w:ind w:left="5760" w:hanging="360"/>
+      </w:pPr>
+    </w:lvl>
+    <w:lvl w:ilvl="8" w:tplc="FFFFFFFF" w:tentative="1">
+      <w:start w:val="1"/>
+      <w:numFmt w:val="lowerRoman"/>
+      <w:lvlText w:val="%9."/>
+      <w:lvlJc w:val="right"/>
+      <w:pPr>
+        <w:ind w:left="6480" w:hanging="180"/>
+      </w:pPr>
+    </w:lvl>
+  </w:abstractNum>
+  <w:abstractNum w:abstractNumId="10" w15:restartNumberingAfterBreak="0">
     <w:nsid w:val="49C25A12"/>
     <w:multiLevelType w:val="hybridMultilevel"/>
     <w:tmpl w:val="1C009960"/>
@@ -1793,20 +2398,618 @@
       </w:pPr>
     </w:lvl>
   </w:abstractNum>
-  <w:abstractNum w:abstractNumId="2" w15:restartNumberingAfterBreak="0">
+  <w:abstractNum w:abstractNumId="11" w15:restartNumberingAfterBreak="0">
+    <w:nsid w:val="4F677A83"/>
+    <w:multiLevelType w:val="hybridMultilevel"/>
+    <w:tmpl w:val="990CE21A"/>
+    <w:lvl w:ilvl="0" w:tplc="0409000F">
+      <w:start w:val="1"/>
+      <w:numFmt w:val="decimal"/>
+      <w:lvlText w:val="%1."/>
+      <w:lvlJc w:val="left"/>
+      <w:pPr>
+        <w:ind w:left="720" w:hanging="360"/>
+      </w:pPr>
+    </w:lvl>
+    <w:lvl w:ilvl="1" w:tplc="04090019">
+      <w:start w:val="1"/>
+      <w:numFmt w:val="lowerLetter"/>
+      <w:lvlText w:val="%2."/>
+      <w:lvlJc w:val="left"/>
+      <w:pPr>
+        <w:ind w:left="1440" w:hanging="360"/>
+      </w:pPr>
+    </w:lvl>
+    <w:lvl w:ilvl="2" w:tplc="0409001B" w:tentative="1">
+      <w:start w:val="1"/>
+      <w:numFmt w:val="lowerRoman"/>
+      <w:lvlText w:val="%3."/>
+      <w:lvlJc w:val="right"/>
+      <w:pPr>
+        <w:ind w:left="2160" w:hanging="180"/>
+      </w:pPr>
+    </w:lvl>
+    <w:lvl w:ilvl="3" w:tplc="0409000F" w:tentative="1">
+      <w:start w:val="1"/>
+      <w:numFmt w:val="decimal"/>
+      <w:lvlText w:val="%4."/>
+      <w:lvlJc w:val="left"/>
+      <w:pPr>
+        <w:ind w:left="2880" w:hanging="360"/>
+      </w:pPr>
+    </w:lvl>
+    <w:lvl w:ilvl="4" w:tplc="04090019" w:tentative="1">
+      <w:start w:val="1"/>
+      <w:numFmt w:val="lowerLetter"/>
+      <w:lvlText w:val="%5."/>
+      <w:lvlJc w:val="left"/>
+      <w:pPr>
+        <w:ind w:left="3600" w:hanging="360"/>
+      </w:pPr>
+    </w:lvl>
+    <w:lvl w:ilvl="5" w:tplc="0409001B" w:tentative="1">
+      <w:start w:val="1"/>
+      <w:numFmt w:val="lowerRoman"/>
+      <w:lvlText w:val="%6."/>
+      <w:lvlJc w:val="right"/>
+      <w:pPr>
+        <w:ind w:left="4320" w:hanging="180"/>
+      </w:pPr>
+    </w:lvl>
+    <w:lvl w:ilvl="6" w:tplc="0409000F" w:tentative="1">
+      <w:start w:val="1"/>
+      <w:numFmt w:val="decimal"/>
+      <w:lvlText w:val="%7."/>
+      <w:lvlJc w:val="left"/>
+      <w:pPr>
+        <w:ind w:left="5040" w:hanging="360"/>
+      </w:pPr>
+    </w:lvl>
+    <w:lvl w:ilvl="7" w:tplc="04090019" w:tentative="1">
+      <w:start w:val="1"/>
+      <w:numFmt w:val="lowerLetter"/>
+      <w:lvlText w:val="%8."/>
+      <w:lvlJc w:val="left"/>
+      <w:pPr>
+        <w:ind w:left="5760" w:hanging="360"/>
+      </w:pPr>
+    </w:lvl>
+    <w:lvl w:ilvl="8" w:tplc="0409001B" w:tentative="1">
+      <w:start w:val="1"/>
+      <w:numFmt w:val="lowerRoman"/>
+      <w:lvlText w:val="%9."/>
+      <w:lvlJc w:val="right"/>
+      <w:pPr>
+        <w:ind w:left="6480" w:hanging="180"/>
+      </w:pPr>
+    </w:lvl>
+  </w:abstractNum>
+  <w:abstractNum w:abstractNumId="12" w15:restartNumberingAfterBreak="0">
+    <w:nsid w:val="5E825A14"/>
+    <w:multiLevelType w:val="hybridMultilevel"/>
+    <w:tmpl w:val="2EA86138"/>
+    <w:lvl w:ilvl="0" w:tplc="04090001">
+      <w:start w:val="1"/>
+      <w:numFmt w:val="bullet"/>
+      <w:lvlText w:val=""/>
+      <w:lvlJc w:val="left"/>
+      <w:pPr>
+        <w:ind w:left="720" w:hanging="360"/>
+      </w:pPr>
+      <w:rPr>
+        <w:rFonts w:ascii="Symbol" w:hAnsi="Symbol" w:hint="default"/>
+      </w:rPr>
+    </w:lvl>
+    <w:lvl w:ilvl="1" w:tplc="04090003" w:tentative="1">
+      <w:start w:val="1"/>
+      <w:numFmt w:val="bullet"/>
+      <w:lvlText w:val="o"/>
+      <w:lvlJc w:val="left"/>
+      <w:pPr>
+        <w:ind w:left="1440" w:hanging="360"/>
+      </w:pPr>
+      <w:rPr>
+        <w:rFonts w:ascii="Courier New" w:hAnsi="Courier New" w:hint="default"/>
+      </w:rPr>
+    </w:lvl>
+    <w:lvl w:ilvl="2" w:tplc="04090005" w:tentative="1">
+      <w:start w:val="1"/>
+      <w:numFmt w:val="bullet"/>
+      <w:lvlText w:val=""/>
+      <w:lvlJc w:val="left"/>
+      <w:pPr>
+        <w:ind w:left="2160" w:hanging="360"/>
+      </w:pPr>
+      <w:rPr>
+        <w:rFonts w:ascii="Wingdings" w:hAnsi="Wingdings" w:hint="default"/>
+      </w:rPr>
+    </w:lvl>
+    <w:lvl w:ilvl="3" w:tplc="04090001" w:tentative="1">
+      <w:start w:val="1"/>
+      <w:numFmt w:val="bullet"/>
+      <w:lvlText w:val=""/>
+      <w:lvlJc w:val="left"/>
+      <w:pPr>
+        <w:ind w:left="2880" w:hanging="360"/>
+      </w:pPr>
+      <w:rPr>
+        <w:rFonts w:ascii="Symbol" w:hAnsi="Symbol" w:hint="default"/>
+      </w:rPr>
+    </w:lvl>
+    <w:lvl w:ilvl="4" w:tplc="04090003" w:tentative="1">
+      <w:start w:val="1"/>
+      <w:numFmt w:val="bullet"/>
+      <w:lvlText w:val="o"/>
+      <w:lvlJc w:val="left"/>
+      <w:pPr>
+        <w:ind w:left="3600" w:hanging="360"/>
+      </w:pPr>
+      <w:rPr>
+        <w:rFonts w:ascii="Courier New" w:hAnsi="Courier New" w:hint="default"/>
+      </w:rPr>
+    </w:lvl>
+    <w:lvl w:ilvl="5" w:tplc="04090005" w:tentative="1">
+      <w:start w:val="1"/>
+      <w:numFmt w:val="bullet"/>
+      <w:lvlText w:val=""/>
+      <w:lvlJc w:val="left"/>
+      <w:pPr>
+        <w:ind w:left="4320" w:hanging="360"/>
+      </w:pPr>
+      <w:rPr>
+        <w:rFonts w:ascii="Wingdings" w:hAnsi="Wingdings" w:hint="default"/>
+      </w:rPr>
+    </w:lvl>
+    <w:lvl w:ilvl="6" w:tplc="04090001" w:tentative="1">
+      <w:start w:val="1"/>
+      <w:numFmt w:val="bullet"/>
+      <w:lvlText w:val=""/>
+      <w:lvlJc w:val="left"/>
+      <w:pPr>
+        <w:ind w:left="5040" w:hanging="360"/>
+      </w:pPr>
+      <w:rPr>
+        <w:rFonts w:ascii="Symbol" w:hAnsi="Symbol" w:hint="default"/>
+      </w:rPr>
+    </w:lvl>
+    <w:lvl w:ilvl="7" w:tplc="04090003" w:tentative="1">
+      <w:start w:val="1"/>
+      <w:numFmt w:val="bullet"/>
+      <w:lvlText w:val="o"/>
+      <w:lvlJc w:val="left"/>
+      <w:pPr>
+        <w:ind w:left="5760" w:hanging="360"/>
+      </w:pPr>
+      <w:rPr>
+        <w:rFonts w:ascii="Courier New" w:hAnsi="Courier New" w:hint="default"/>
+      </w:rPr>
+    </w:lvl>
+    <w:lvl w:ilvl="8" w:tplc="04090005" w:tentative="1">
+      <w:start w:val="1"/>
+      <w:numFmt w:val="bullet"/>
+      <w:lvlText w:val=""/>
+      <w:lvlJc w:val="left"/>
+      <w:pPr>
+        <w:ind w:left="6480" w:hanging="360"/>
+      </w:pPr>
+      <w:rPr>
+        <w:rFonts w:ascii="Wingdings" w:hAnsi="Wingdings" w:hint="default"/>
+      </w:rPr>
+    </w:lvl>
+  </w:abstractNum>
+  <w:abstractNum w:abstractNumId="13" w15:restartNumberingAfterBreak="0">
+    <w:nsid w:val="680E2C4B"/>
+    <w:multiLevelType w:val="hybridMultilevel"/>
+    <w:tmpl w:val="5F3CEE6A"/>
+    <w:lvl w:ilvl="0" w:tplc="04090001">
+      <w:start w:val="1"/>
+      <w:numFmt w:val="bullet"/>
+      <w:lvlText w:val=""/>
+      <w:lvlJc w:val="left"/>
+      <w:pPr>
+        <w:ind w:left="720" w:hanging="360"/>
+      </w:pPr>
+      <w:rPr>
+        <w:rFonts w:ascii="Symbol" w:hAnsi="Symbol" w:hint="default"/>
+      </w:rPr>
+    </w:lvl>
+    <w:lvl w:ilvl="1" w:tplc="04090003" w:tentative="1">
+      <w:start w:val="1"/>
+      <w:numFmt w:val="bullet"/>
+      <w:lvlText w:val="o"/>
+      <w:lvlJc w:val="left"/>
+      <w:pPr>
+        <w:ind w:left="1440" w:hanging="360"/>
+      </w:pPr>
+      <w:rPr>
+        <w:rFonts w:ascii="Courier New" w:hAnsi="Courier New" w:hint="default"/>
+      </w:rPr>
+    </w:lvl>
+    <w:lvl w:ilvl="2" w:tplc="04090005" w:tentative="1">
+      <w:start w:val="1"/>
+      <w:numFmt w:val="bullet"/>
+      <w:lvlText w:val=""/>
+      <w:lvlJc w:val="left"/>
+      <w:pPr>
+        <w:ind w:left="2160" w:hanging="360"/>
+      </w:pPr>
+      <w:rPr>
+        <w:rFonts w:ascii="Wingdings" w:hAnsi="Wingdings" w:hint="default"/>
+      </w:rPr>
+    </w:lvl>
+    <w:lvl w:ilvl="3" w:tplc="04090001" w:tentative="1">
+      <w:start w:val="1"/>
+      <w:numFmt w:val="bullet"/>
+      <w:lvlText w:val=""/>
+      <w:lvlJc w:val="left"/>
+      <w:pPr>
+        <w:ind w:left="2880" w:hanging="360"/>
+      </w:pPr>
+      <w:rPr>
+        <w:rFonts w:ascii="Symbol" w:hAnsi="Symbol" w:hint="default"/>
+      </w:rPr>
+    </w:lvl>
+    <w:lvl w:ilvl="4" w:tplc="04090003" w:tentative="1">
+      <w:start w:val="1"/>
+      <w:numFmt w:val="bullet"/>
+      <w:lvlText w:val="o"/>
+      <w:lvlJc w:val="left"/>
+      <w:pPr>
+        <w:ind w:left="3600" w:hanging="360"/>
+      </w:pPr>
+      <w:rPr>
+        <w:rFonts w:ascii="Courier New" w:hAnsi="Courier New" w:hint="default"/>
+      </w:rPr>
+    </w:lvl>
+    <w:lvl w:ilvl="5" w:tplc="04090005" w:tentative="1">
+      <w:start w:val="1"/>
+      <w:numFmt w:val="bullet"/>
+      <w:lvlText w:val=""/>
+      <w:lvlJc w:val="left"/>
+      <w:pPr>
+        <w:ind w:left="4320" w:hanging="360"/>
+      </w:pPr>
+      <w:rPr>
+        <w:rFonts w:ascii="Wingdings" w:hAnsi="Wingdings" w:hint="default"/>
+      </w:rPr>
+    </w:lvl>
+    <w:lvl w:ilvl="6" w:tplc="04090001" w:tentative="1">
+      <w:start w:val="1"/>
+      <w:numFmt w:val="bullet"/>
+      <w:lvlText w:val=""/>
+      <w:lvlJc w:val="left"/>
+      <w:pPr>
+        <w:ind w:left="5040" w:hanging="360"/>
+      </w:pPr>
+      <w:rPr>
+        <w:rFonts w:ascii="Symbol" w:hAnsi="Symbol" w:hint="default"/>
+      </w:rPr>
+    </w:lvl>
+    <w:lvl w:ilvl="7" w:tplc="04090003" w:tentative="1">
+      <w:start w:val="1"/>
+      <w:numFmt w:val="bullet"/>
+      <w:lvlText w:val="o"/>
+      <w:lvlJc w:val="left"/>
+      <w:pPr>
+        <w:ind w:left="5760" w:hanging="360"/>
+      </w:pPr>
+      <w:rPr>
+        <w:rFonts w:ascii="Courier New" w:hAnsi="Courier New" w:hint="default"/>
+      </w:rPr>
+    </w:lvl>
+    <w:lvl w:ilvl="8" w:tplc="04090005" w:tentative="1">
+      <w:start w:val="1"/>
+      <w:numFmt w:val="bullet"/>
+      <w:lvlText w:val=""/>
+      <w:lvlJc w:val="left"/>
+      <w:pPr>
+        <w:ind w:left="6480" w:hanging="360"/>
+      </w:pPr>
+      <w:rPr>
+        <w:rFonts w:ascii="Wingdings" w:hAnsi="Wingdings" w:hint="default"/>
+      </w:rPr>
+    </w:lvl>
+  </w:abstractNum>
+  <w:abstractNum w:abstractNumId="14" w15:restartNumberingAfterBreak="0">
+    <w:nsid w:val="6C745FF5"/>
+    <w:multiLevelType w:val="hybridMultilevel"/>
+    <w:tmpl w:val="F33CFC96"/>
+    <w:lvl w:ilvl="0" w:tplc="04090017">
+      <w:start w:val="1"/>
+      <w:numFmt w:val="lowerLetter"/>
+      <w:lvlText w:val="%1)"/>
+      <w:lvlJc w:val="left"/>
+      <w:pPr>
+        <w:ind w:left="360" w:hanging="360"/>
+      </w:pPr>
+    </w:lvl>
+    <w:lvl w:ilvl="1" w:tplc="04090019" w:tentative="1">
+      <w:start w:val="1"/>
+      <w:numFmt w:val="lowerLetter"/>
+      <w:lvlText w:val="%2."/>
+      <w:lvlJc w:val="left"/>
+      <w:pPr>
+        <w:ind w:left="1080" w:hanging="360"/>
+      </w:pPr>
+    </w:lvl>
+    <w:lvl w:ilvl="2" w:tplc="0409001B" w:tentative="1">
+      <w:start w:val="1"/>
+      <w:numFmt w:val="lowerRoman"/>
+      <w:lvlText w:val="%3."/>
+      <w:lvlJc w:val="right"/>
+      <w:pPr>
+        <w:ind w:left="1800" w:hanging="180"/>
+      </w:pPr>
+    </w:lvl>
+    <w:lvl w:ilvl="3" w:tplc="0409000F" w:tentative="1">
+      <w:start w:val="1"/>
+      <w:numFmt w:val="decimal"/>
+      <w:lvlText w:val="%4."/>
+      <w:lvlJc w:val="left"/>
+      <w:pPr>
+        <w:ind w:left="2520" w:hanging="360"/>
+      </w:pPr>
+    </w:lvl>
+    <w:lvl w:ilvl="4" w:tplc="04090019" w:tentative="1">
+      <w:start w:val="1"/>
+      <w:numFmt w:val="lowerLetter"/>
+      <w:lvlText w:val="%5."/>
+      <w:lvlJc w:val="left"/>
+      <w:pPr>
+        <w:ind w:left="3240" w:hanging="360"/>
+      </w:pPr>
+    </w:lvl>
+    <w:lvl w:ilvl="5" w:tplc="0409001B" w:tentative="1">
+      <w:start w:val="1"/>
+      <w:numFmt w:val="lowerRoman"/>
+      <w:lvlText w:val="%6."/>
+      <w:lvlJc w:val="right"/>
+      <w:pPr>
+        <w:ind w:left="3960" w:hanging="180"/>
+      </w:pPr>
+    </w:lvl>
+    <w:lvl w:ilvl="6" w:tplc="0409000F" w:tentative="1">
+      <w:start w:val="1"/>
+      <w:numFmt w:val="decimal"/>
+      <w:lvlText w:val="%7."/>
+      <w:lvlJc w:val="left"/>
+      <w:pPr>
+        <w:ind w:left="4680" w:hanging="360"/>
+      </w:pPr>
+    </w:lvl>
+    <w:lvl w:ilvl="7" w:tplc="04090019" w:tentative="1">
+      <w:start w:val="1"/>
+      <w:numFmt w:val="lowerLetter"/>
+      <w:lvlText w:val="%8."/>
+      <w:lvlJc w:val="left"/>
+      <w:pPr>
+        <w:ind w:left="5400" w:hanging="360"/>
+      </w:pPr>
+    </w:lvl>
+    <w:lvl w:ilvl="8" w:tplc="0409001B" w:tentative="1">
+      <w:start w:val="1"/>
+      <w:numFmt w:val="lowerRoman"/>
+      <w:lvlText w:val="%9."/>
+      <w:lvlJc w:val="right"/>
+      <w:pPr>
+        <w:ind w:left="6120" w:hanging="180"/>
+      </w:pPr>
+    </w:lvl>
+  </w:abstractNum>
+  <w:abstractNum w:abstractNumId="15" w15:restartNumberingAfterBreak="0">
     <w:nsid w:val="7A0B5D74"/>
     <w:multiLevelType w:val="hybridMultilevel"/>
-    <w:tmpl w:val="5A70E5CE"/>
-    <w:lvl w:ilvl="0" w:tplc="894A535C">
-      <w:start w:val="2"/>
-      <w:numFmt w:val="bullet"/>
-      <w:lvlText w:val="-"/>
+    <w:tmpl w:val="23E8DFEA"/>
+    <w:lvl w:ilvl="0" w:tplc="04090001">
+      <w:start w:val="1"/>
+      <w:numFmt w:val="bullet"/>
+      <w:lvlText w:val=""/>
       <w:lvlJc w:val="left"/>
       <w:pPr>
         <w:ind w:left="720" w:hanging="360"/>
       </w:pPr>
       <w:rPr>
-        <w:rFonts w:ascii="Aptos" w:eastAsiaTheme="minorHAnsi" w:hAnsi="Aptos" w:cstheme="minorBidi" w:hint="default"/>
+        <w:rFonts w:ascii="Symbol" w:hAnsi="Symbol" w:hint="default"/>
+      </w:rPr>
+    </w:lvl>
+    <w:lvl w:ilvl="1" w:tplc="04090003" w:tentative="1">
+      <w:start w:val="1"/>
+      <w:numFmt w:val="bullet"/>
+      <w:lvlText w:val="o"/>
+      <w:lvlJc w:val="left"/>
+      <w:pPr>
+        <w:ind w:left="1440" w:hanging="360"/>
+      </w:pPr>
+      <w:rPr>
+        <w:rFonts w:ascii="Courier New" w:hAnsi="Courier New" w:hint="default"/>
+      </w:rPr>
+    </w:lvl>
+    <w:lvl w:ilvl="2" w:tplc="04090005" w:tentative="1">
+      <w:start w:val="1"/>
+      <w:numFmt w:val="bullet"/>
+      <w:lvlText w:val=""/>
+      <w:lvlJc w:val="left"/>
+      <w:pPr>
+        <w:ind w:left="2160" w:hanging="360"/>
+      </w:pPr>
+      <w:rPr>
+        <w:rFonts w:ascii="Wingdings" w:hAnsi="Wingdings" w:hint="default"/>
+      </w:rPr>
+    </w:lvl>
+    <w:lvl w:ilvl="3" w:tplc="04090001" w:tentative="1">
+      <w:start w:val="1"/>
+      <w:numFmt w:val="bullet"/>
+      <w:lvlText w:val=""/>
+      <w:lvlJc w:val="left"/>
+      <w:pPr>
+        <w:ind w:left="2880" w:hanging="360"/>
+      </w:pPr>
+      <w:rPr>
+        <w:rFonts w:ascii="Symbol" w:hAnsi="Symbol" w:hint="default"/>
+      </w:rPr>
+    </w:lvl>
+    <w:lvl w:ilvl="4" w:tplc="04090003" w:tentative="1">
+      <w:start w:val="1"/>
+      <w:numFmt w:val="bullet"/>
+      <w:lvlText w:val="o"/>
+      <w:lvlJc w:val="left"/>
+      <w:pPr>
+        <w:ind w:left="3600" w:hanging="360"/>
+      </w:pPr>
+      <w:rPr>
+        <w:rFonts w:ascii="Courier New" w:hAnsi="Courier New" w:hint="default"/>
+      </w:rPr>
+    </w:lvl>
+    <w:lvl w:ilvl="5" w:tplc="04090005" w:tentative="1">
+      <w:start w:val="1"/>
+      <w:numFmt w:val="bullet"/>
+      <w:lvlText w:val=""/>
+      <w:lvlJc w:val="left"/>
+      <w:pPr>
+        <w:ind w:left="4320" w:hanging="360"/>
+      </w:pPr>
+      <w:rPr>
+        <w:rFonts w:ascii="Wingdings" w:hAnsi="Wingdings" w:hint="default"/>
+      </w:rPr>
+    </w:lvl>
+    <w:lvl w:ilvl="6" w:tplc="04090001" w:tentative="1">
+      <w:start w:val="1"/>
+      <w:numFmt w:val="bullet"/>
+      <w:lvlText w:val=""/>
+      <w:lvlJc w:val="left"/>
+      <w:pPr>
+        <w:ind w:left="5040" w:hanging="360"/>
+      </w:pPr>
+      <w:rPr>
+        <w:rFonts w:ascii="Symbol" w:hAnsi="Symbol" w:hint="default"/>
+      </w:rPr>
+    </w:lvl>
+    <w:lvl w:ilvl="7" w:tplc="04090003" w:tentative="1">
+      <w:start w:val="1"/>
+      <w:numFmt w:val="bullet"/>
+      <w:lvlText w:val="o"/>
+      <w:lvlJc w:val="left"/>
+      <w:pPr>
+        <w:ind w:left="5760" w:hanging="360"/>
+      </w:pPr>
+      <w:rPr>
+        <w:rFonts w:ascii="Courier New" w:hAnsi="Courier New" w:hint="default"/>
+      </w:rPr>
+    </w:lvl>
+    <w:lvl w:ilvl="8" w:tplc="04090005" w:tentative="1">
+      <w:start w:val="1"/>
+      <w:numFmt w:val="bullet"/>
+      <w:lvlText w:val=""/>
+      <w:lvlJc w:val="left"/>
+      <w:pPr>
+        <w:ind w:left="6480" w:hanging="360"/>
+      </w:pPr>
+      <w:rPr>
+        <w:rFonts w:ascii="Wingdings" w:hAnsi="Wingdings" w:hint="default"/>
+      </w:rPr>
+    </w:lvl>
+  </w:abstractNum>
+  <w:abstractNum w:abstractNumId="16" w15:restartNumberingAfterBreak="0">
+    <w:nsid w:val="7C81359C"/>
+    <w:multiLevelType w:val="multilevel"/>
+    <w:tmpl w:val="E6D07B1C"/>
+    <w:styleLink w:val="CurrentList1"/>
+    <w:lvl w:ilvl="0">
+      <w:start w:val="1"/>
+      <w:numFmt w:val="lowerLetter"/>
+      <w:lvlText w:val="%1."/>
+      <w:lvlJc w:val="left"/>
+      <w:pPr>
+        <w:ind w:left="360" w:hanging="360"/>
+      </w:pPr>
+    </w:lvl>
+    <w:lvl w:ilvl="1">
+      <w:start w:val="1"/>
+      <w:numFmt w:val="lowerLetter"/>
+      <w:lvlText w:val="%2."/>
+      <w:lvlJc w:val="left"/>
+      <w:pPr>
+        <w:ind w:left="1080" w:hanging="360"/>
+      </w:pPr>
+    </w:lvl>
+    <w:lvl w:ilvl="2">
+      <w:start w:val="1"/>
+      <w:numFmt w:val="lowerRoman"/>
+      <w:lvlText w:val="%3."/>
+      <w:lvlJc w:val="right"/>
+      <w:pPr>
+        <w:ind w:left="1800" w:hanging="180"/>
+      </w:pPr>
+    </w:lvl>
+    <w:lvl w:ilvl="3">
+      <w:start w:val="1"/>
+      <w:numFmt w:val="decimal"/>
+      <w:lvlText w:val="%4."/>
+      <w:lvlJc w:val="left"/>
+      <w:pPr>
+        <w:ind w:left="2520" w:hanging="360"/>
+      </w:pPr>
+    </w:lvl>
+    <w:lvl w:ilvl="4">
+      <w:start w:val="1"/>
+      <w:numFmt w:val="lowerLetter"/>
+      <w:lvlText w:val="%5."/>
+      <w:lvlJc w:val="left"/>
+      <w:pPr>
+        <w:ind w:left="3240" w:hanging="360"/>
+      </w:pPr>
+    </w:lvl>
+    <w:lvl w:ilvl="5">
+      <w:start w:val="1"/>
+      <w:numFmt w:val="lowerRoman"/>
+      <w:lvlText w:val="%6."/>
+      <w:lvlJc w:val="right"/>
+      <w:pPr>
+        <w:ind w:left="3960" w:hanging="180"/>
+      </w:pPr>
+    </w:lvl>
+    <w:lvl w:ilvl="6">
+      <w:start w:val="1"/>
+      <w:numFmt w:val="decimal"/>
+      <w:lvlText w:val="%7."/>
+      <w:lvlJc w:val="left"/>
+      <w:pPr>
+        <w:ind w:left="4680" w:hanging="360"/>
+      </w:pPr>
+    </w:lvl>
+    <w:lvl w:ilvl="7">
+      <w:start w:val="1"/>
+      <w:numFmt w:val="lowerLetter"/>
+      <w:lvlText w:val="%8."/>
+      <w:lvlJc w:val="left"/>
+      <w:pPr>
+        <w:ind w:left="5400" w:hanging="360"/>
+      </w:pPr>
+    </w:lvl>
+    <w:lvl w:ilvl="8">
+      <w:start w:val="1"/>
+      <w:numFmt w:val="lowerRoman"/>
+      <w:lvlText w:val="%9."/>
+      <w:lvlJc w:val="right"/>
+      <w:pPr>
+        <w:ind w:left="6120" w:hanging="180"/>
+      </w:pPr>
+    </w:lvl>
+  </w:abstractNum>
+  <w:abstractNum w:abstractNumId="17" w15:restartNumberingAfterBreak="0">
+    <w:nsid w:val="7D365BEA"/>
+    <w:multiLevelType w:val="hybridMultilevel"/>
+    <w:tmpl w:val="EE7EFDE4"/>
+    <w:lvl w:ilvl="0" w:tplc="04090001">
+      <w:start w:val="1"/>
+      <w:numFmt w:val="bullet"/>
+      <w:lvlText w:val=""/>
+      <w:lvlJc w:val="left"/>
+      <w:pPr>
+        <w:ind w:left="720" w:hanging="360"/>
+      </w:pPr>
+      <w:rPr>
+        <w:rFonts w:ascii="Symbol" w:hAnsi="Symbol" w:hint="default"/>
       </w:rPr>
     </w:lvl>
     <w:lvl w:ilvl="1" w:tplc="04090003" w:tentative="1">
@@ -1907,13 +3110,58 @@
     </w:lvl>
   </w:abstractNum>
   <w:num w:numId="1" w16cid:durableId="1235505555">
+    <w:abstractNumId w:val="5"/>
+  </w:num>
+  <w:num w:numId="2" w16cid:durableId="2120297242">
+    <w:abstractNumId w:val="15"/>
+  </w:num>
+  <w:num w:numId="3" w16cid:durableId="1296059553">
+    <w:abstractNumId w:val="10"/>
+  </w:num>
+  <w:num w:numId="4" w16cid:durableId="1266380939">
+    <w:abstractNumId w:val="11"/>
+  </w:num>
+  <w:num w:numId="5" w16cid:durableId="1807627569">
+    <w:abstractNumId w:val="3"/>
+  </w:num>
+  <w:num w:numId="6" w16cid:durableId="751200002">
+    <w:abstractNumId w:val="1"/>
+  </w:num>
+  <w:num w:numId="7" w16cid:durableId="1540313813">
+    <w:abstractNumId w:val="14"/>
+  </w:num>
+  <w:num w:numId="8" w16cid:durableId="1826431663">
+    <w:abstractNumId w:val="8"/>
+  </w:num>
+  <w:num w:numId="9" w16cid:durableId="1063481780">
+    <w:abstractNumId w:val="9"/>
+  </w:num>
+  <w:num w:numId="10" w16cid:durableId="1610046883">
+    <w:abstractNumId w:val="2"/>
+  </w:num>
+  <w:num w:numId="11" w16cid:durableId="1927886494">
+    <w:abstractNumId w:val="16"/>
+  </w:num>
+  <w:num w:numId="12" w16cid:durableId="2080637062">
+    <w:abstractNumId w:val="4"/>
+  </w:num>
+  <w:num w:numId="13" w16cid:durableId="264117578">
+    <w:abstractNumId w:val="12"/>
+  </w:num>
+  <w:num w:numId="14" w16cid:durableId="328412118">
+    <w:abstractNumId w:val="13"/>
+  </w:num>
+  <w:num w:numId="15" w16cid:durableId="1820995941">
+    <w:abstractNumId w:val="6"/>
+  </w:num>
+  <w:num w:numId="16" w16cid:durableId="742340247">
     <w:abstractNumId w:val="0"/>
   </w:num>
-  <w:num w:numId="2" w16cid:durableId="2120297242">
-    <w:abstractNumId w:val="2"/>
+  <w:num w:numId="17" w16cid:durableId="1159808998">
+    <w:abstractNumId w:val="17"/>
   </w:num>
-  <w:num w:numId="3" w16cid:durableId="1296059553">
-    <w:abstractNumId w:val="1"/>
+  <w:num w:numId="18" w16cid:durableId="509683388">
+    <w:abstractNumId w:val="7"/>
   </w:num>
 </w:numbering>
 </file>
@@ -2346,7 +3594,6 @@
     <w:next w:val="Normal"/>
     <w:link w:val="Heading2Char"/>
     <w:uiPriority w:val="9"/>
-    <w:semiHidden/>
     <w:unhideWhenUsed/>
     <w:qFormat/>
     <w:rsid w:val="00AA4913"/>
@@ -2563,7 +3810,6 @@
     <w:basedOn w:val="DefaultParagraphFont"/>
     <w:link w:val="Heading2"/>
     <w:uiPriority w:val="9"/>
-    <w:semiHidden/>
     <w:rsid w:val="00AA4913"/>
     <w:rPr>
       <w:rFonts w:asciiTheme="majorHAnsi" w:eastAsiaTheme="majorEastAsia" w:hAnsiTheme="majorHAnsi" w:cstheme="majorBidi"/>
@@ -2834,6 +4080,16 @@
       <w:color w:val="0F4761" w:themeColor="accent1" w:themeShade="BF"/>
       <w:spacing w:val="5"/>
     </w:rPr>
+  </w:style>
+  <w:style w:type="numbering" w:customStyle="1" w:styleId="CurrentList1">
+    <w:name w:val="Current List1"/>
+    <w:uiPriority w:val="99"/>
+    <w:rsid w:val="00AE4E81"/>
+    <w:pPr>
+      <w:numPr>
+        <w:numId w:val="11"/>
+      </w:numPr>
+    </w:pPr>
   </w:style>
 </w:styles>
 </file>
